--- a/output/TestReport_AGATAMUDI VENKATA KAMANA (RJM2604120002)_2600130362_526f942c-1bc7-40ec-975b-0c41833042f4.docx
+++ b/output/TestReport_AGATAMUDI VENKATA KAMANA (RJM2604120002)_2600130362_526f942c-1bc7-40ec-975b-0c41833042f4.docx
@@ -18,12 +18,12 @@
         <w:jc w:val="center"/>
         <w:tblLook w:firstColumn="1" w:firstRow="1" w:lastColumn="0" w:lastRow="0" w:noHBand="0" w:noVBand="1" w:val="04A0"/>
         <w:tblBorders>
-          <w:top w:val="single" w:sz="2" w:space="0" w:color="cbd5e1"/>
-          <w:left w:val="single" w:sz="2" w:space="0" w:color="cbd5e1"/>
-          <w:bottom w:val="single" w:sz="2" w:space="0" w:color="cbd5e1"/>
-          <w:right w:val="single" w:sz="2" w:space="0" w:color="cbd5e1"/>
-          <w:insideH w:val="single" w:sz="2" w:space="0" w:color="cbd5e1"/>
-          <w:insideV w:val="single" w:sz="2" w:space="0" w:color="cbd5e1"/>
+          <w:top w:val="single" w:sz="2" w:space="0" w:color="000000"/>
+          <w:left w:val="single" w:sz="2" w:space="0" w:color="000000"/>
+          <w:bottom w:val="single" w:sz="2" w:space="0" w:color="000000"/>
+          <w:right w:val="single" w:sz="2" w:space="0" w:color="000000"/>
+          <w:insideH w:val="single" w:sz="2" w:space="0" w:color="000000"/>
+          <w:insideV w:val="single" w:sz="2" w:space="0" w:color="000000"/>
         </w:tblBorders>
       </w:tblPr>
       <w:tblGrid>
@@ -400,7 +400,7 @@
           <w:b/>
           <w:i w:val="0"/>
           <w:color w:val="1F497D"/>
-          <w:sz w:val="26"/>
+          <w:sz w:val="28"/>
         </w:rPr>
         <w:t>TEST NAME</w:t>
       </w:r>
@@ -414,7 +414,7 @@
         <w:rPr>
           <w:rFonts w:ascii="Cambria" w:hAnsi="Cambria"/>
           <w:color w:val="000000"/>
-          <w:sz w:val="20"/>
+          <w:sz w:val="22"/>
         </w:rPr>
         <w:t>Clinical Indication: Features are consistent with recurrent astrocytoma, IDH - mutant, CNS WHO grade 4 Block No.: 24-4733-B2</w:t>
       </w:r>
@@ -422,18 +422,28 @@
     <w:p>
       <w:pPr>
         <w:keepNext/>
-        <w:spacing w:before="325" w:after="80"/>
-        <w:jc w:val="left"/>
+        <w:shd w:val="clear" w:color="auto" w:fill="C00000"/>
+        <w:spacing w:before="160" w:after="160"/>
+        <w:jc w:val="center"/>
       </w:pPr>
       <w:r>
         <w:rPr>
           <w:rFonts w:ascii="Cambria" w:hAnsi="Cambria"/>
           <w:b/>
-          <w:i w:val="0"/>
-          <w:color w:val="1F497D"/>
+          <w:color w:val="FFFFFF"/>
           <w:sz w:val="26"/>
         </w:rPr>
-        <w:t>Positive (Clinically significant Variant detected)</w:t>
+        <w:t>Positive</w:t>
+        <w:br/>
+      </w:r>
+      <w:r>
+        <w:rPr>
+          <w:rFonts w:ascii="Cambria" w:hAnsi="Cambria"/>
+          <w:b w:val="0"/>
+          <w:color w:val="FFFFFF"/>
+          <w:sz w:val="19"/>
+        </w:rPr>
+        <w:t>(Clinically significant Variant detected)</w:t>
       </w:r>
     </w:p>
     <w:p>
@@ -448,7 +458,7 @@
           <w:b/>
           <w:i w:val="0"/>
           <w:color w:val="1F497D"/>
-          <w:sz w:val="26"/>
+          <w:sz w:val="24"/>
         </w:rPr>
         <w:t>Report Highlights:</w:t>
       </w:r>
@@ -469,12 +479,12 @@
         <w:jc w:val="center"/>
         <w:tblLook w:firstColumn="1" w:firstRow="1" w:lastColumn="0" w:lastRow="0" w:noHBand="0" w:noVBand="1" w:val="04A0"/>
         <w:tblBorders>
-          <w:top w:val="single" w:sz="4" w:space="0" w:color="1f497d"/>
-          <w:left w:val="single" w:sz="4" w:space="0" w:color="1f497d"/>
-          <w:bottom w:val="single" w:sz="4" w:space="0" w:color="1f497d"/>
-          <w:right w:val="single" w:sz="4" w:space="0" w:color="1f497d"/>
-          <w:insideH w:val="single" w:sz="4" w:space="0" w:color="1f497d"/>
-          <w:insideV w:val="single" w:sz="4" w:space="0" w:color="1f497d"/>
+          <w:top w:val="single" w:sz="4" w:space="0" w:color="000000"/>
+          <w:left w:val="single" w:sz="4" w:space="0" w:color="000000"/>
+          <w:bottom w:val="single" w:sz="4" w:space="0" w:color="000000"/>
+          <w:right w:val="single" w:sz="4" w:space="0" w:color="000000"/>
+          <w:insideH w:val="single" w:sz="4" w:space="0" w:color="000000"/>
+          <w:insideV w:val="single" w:sz="4" w:space="0" w:color="000000"/>
         </w:tblBorders>
       </w:tblPr>
       <w:tblGrid>
@@ -662,9 +672,14 @@
             </w:tcMar>
           </w:tcPr>
           <w:p>
+            <w:pPr>
+              <w:jc w:val="left"/>
+            </w:pPr>
             <w:r>
               <w:rPr>
                 <w:rFonts w:ascii="Cambria" w:hAnsi="Cambria"/>
+                <w:b w:val="0"/>
+                <w:i w:val="0"/>
                 <w:color w:val="000000"/>
                 <w:sz w:val="19"/>
               </w:rPr>
@@ -683,9 +698,14 @@
             </w:tcMar>
           </w:tcPr>
           <w:p>
+            <w:pPr>
+              <w:jc w:val="left"/>
+            </w:pPr>
             <w:r>
               <w:rPr>
                 <w:rFonts w:ascii="Cambria" w:hAnsi="Cambria"/>
+                <w:b w:val="0"/>
+                <w:i w:val="0"/>
                 <w:color w:val="000000"/>
                 <w:sz w:val="19"/>
               </w:rPr>
@@ -704,9 +724,14 @@
             </w:tcMar>
           </w:tcPr>
           <w:p>
+            <w:pPr>
+              <w:jc w:val="left"/>
+            </w:pPr>
             <w:r>
               <w:rPr>
                 <w:rFonts w:ascii="Cambria" w:hAnsi="Cambria"/>
+                <w:b w:val="0"/>
+                <w:i w:val="0"/>
                 <w:color w:val="000000"/>
                 <w:sz w:val="19"/>
               </w:rPr>
@@ -725,11 +750,15 @@
             </w:tcMar>
           </w:tcPr>
           <w:p>
+            <w:pPr>
+              <w:jc w:val="left"/>
+            </w:pPr>
             <w:r>
               <w:rPr>
                 <w:rFonts w:ascii="Cambria" w:hAnsi="Cambria"/>
-                <w:b/>
-                <w:color w:val="008000"/>
+                <w:b w:val="0"/>
+                <w:i w:val="0"/>
+                <w:color w:val="000000"/>
                 <w:sz w:val="19"/>
               </w:rPr>
               <w:t>Stable</w:t>
@@ -747,9 +776,14 @@
             </w:tcMar>
           </w:tcPr>
           <w:p>
+            <w:pPr>
+              <w:jc w:val="left"/>
+            </w:pPr>
             <w:r>
               <w:rPr>
                 <w:rFonts w:ascii="Cambria" w:hAnsi="Cambria"/>
+                <w:b w:val="0"/>
+                <w:i w:val="0"/>
                 <w:color w:val="000000"/>
                 <w:sz w:val="19"/>
               </w:rPr>
@@ -768,9 +802,14 @@
             </w:tcMar>
           </w:tcPr>
           <w:p>
+            <w:pPr>
+              <w:jc w:val="left"/>
+            </w:pPr>
             <w:r>
               <w:rPr>
                 <w:rFonts w:ascii="Cambria" w:hAnsi="Cambria"/>
+                <w:b w:val="0"/>
+                <w:i w:val="0"/>
                 <w:color w:val="000000"/>
                 <w:sz w:val="19"/>
               </w:rPr>
@@ -802,7 +841,7 @@
           <w:b/>
           <w:i w:val="0"/>
           <w:color w:val="1F497D"/>
-          <w:sz w:val="26"/>
+          <w:sz w:val="24"/>
         </w:rPr>
         <w:t>Key Findings:</w:t>
       </w:r>
@@ -823,12 +862,12 @@
         <w:jc w:val="center"/>
         <w:tblLook w:firstColumn="1" w:firstRow="1" w:lastColumn="0" w:lastRow="0" w:noHBand="0" w:noVBand="1" w:val="04A0"/>
         <w:tblBorders>
-          <w:top w:val="single" w:sz="4" w:space="0" w:color="1f497d"/>
-          <w:left w:val="single" w:sz="4" w:space="0" w:color="1f497d"/>
-          <w:bottom w:val="single" w:sz="4" w:space="0" w:color="1f497d"/>
-          <w:right w:val="single" w:sz="4" w:space="0" w:color="1f497d"/>
-          <w:insideH w:val="single" w:sz="4" w:space="0" w:color="1f497d"/>
-          <w:insideV w:val="single" w:sz="4" w:space="0" w:color="1f497d"/>
+          <w:top w:val="single" w:sz="4" w:space="0" w:color="000000"/>
+          <w:left w:val="single" w:sz="4" w:space="0" w:color="000000"/>
+          <w:bottom w:val="single" w:sz="4" w:space="0" w:color="000000"/>
+          <w:right w:val="single" w:sz="4" w:space="0" w:color="000000"/>
+          <w:insideH w:val="single" w:sz="4" w:space="0" w:color="000000"/>
+          <w:insideV w:val="single" w:sz="4" w:space="0" w:color="000000"/>
         </w:tblBorders>
       </w:tblPr>
       <w:tblGrid>
@@ -989,9 +1028,14 @@
             </w:tcMar>
           </w:tcPr>
           <w:p>
+            <w:pPr>
+              <w:jc w:val="left"/>
+            </w:pPr>
             <w:r>
               <w:rPr>
                 <w:rFonts w:ascii="Cambria" w:hAnsi="Cambria"/>
+                <w:b w:val="0"/>
+                <w:i w:val="0"/>
                 <w:color w:val="000000"/>
                 <w:sz w:val="19"/>
               </w:rPr>
@@ -1010,9 +1054,14 @@
             </w:tcMar>
           </w:tcPr>
           <w:p>
+            <w:pPr>
+              <w:jc w:val="left"/>
+            </w:pPr>
             <w:r>
               <w:rPr>
                 <w:rFonts w:ascii="Cambria" w:hAnsi="Cambria"/>
+                <w:b w:val="0"/>
+                <w:i w:val="0"/>
                 <w:color w:val="000000"/>
                 <w:sz w:val="19"/>
               </w:rPr>
@@ -1035,9 +1084,14 @@
             </w:tcMar>
           </w:tcPr>
           <w:p>
+            <w:pPr>
+              <w:jc w:val="left"/>
+            </w:pPr>
             <w:r>
               <w:rPr>
                 <w:rFonts w:ascii="Cambria" w:hAnsi="Cambria"/>
+                <w:b w:val="0"/>
+                <w:i w:val="0"/>
                 <w:color w:val="000000"/>
                 <w:sz w:val="19"/>
               </w:rPr>
@@ -1058,9 +1112,14 @@
             </w:tcMar>
           </w:tcPr>
           <w:p>
+            <w:pPr>
+              <w:jc w:val="left"/>
+            </w:pPr>
             <w:r>
               <w:rPr>
                 <w:rFonts w:ascii="Cambria" w:hAnsi="Cambria"/>
+                <w:b w:val="0"/>
+                <w:i w:val="0"/>
                 <w:color w:val="000000"/>
                 <w:sz w:val="19"/>
               </w:rPr>
@@ -1079,9 +1138,14 @@
             </w:tcMar>
           </w:tcPr>
           <w:p>
+            <w:pPr>
+              <w:jc w:val="left"/>
+            </w:pPr>
             <w:r>
               <w:rPr>
                 <w:rFonts w:ascii="Cambria" w:hAnsi="Cambria"/>
+                <w:b w:val="0"/>
+                <w:i w:val="0"/>
                 <w:color w:val="000000"/>
                 <w:sz w:val="19"/>
               </w:rPr>
@@ -1106,9 +1170,14 @@
             </w:tcMar>
           </w:tcPr>
           <w:p>
+            <w:pPr>
+              <w:jc w:val="left"/>
+            </w:pPr>
             <w:r>
               <w:rPr>
                 <w:rFonts w:ascii="Cambria" w:hAnsi="Cambria"/>
+                <w:b w:val="0"/>
+                <w:i w:val="0"/>
                 <w:color w:val="000000"/>
                 <w:sz w:val="19"/>
               </w:rPr>
@@ -1128,9 +1197,14 @@
             </w:tcMar>
           </w:tcPr>
           <w:p>
+            <w:pPr>
+              <w:jc w:val="left"/>
+            </w:pPr>
             <w:r>
               <w:rPr>
                 <w:rFonts w:ascii="Cambria" w:hAnsi="Cambria"/>
+                <w:b w:val="0"/>
+                <w:i w:val="0"/>
                 <w:color w:val="000000"/>
                 <w:sz w:val="19"/>
               </w:rPr>
@@ -1154,9 +1228,14 @@
             </w:tcMar>
           </w:tcPr>
           <w:p>
+            <w:pPr>
+              <w:jc w:val="left"/>
+            </w:pPr>
             <w:r>
               <w:rPr>
                 <w:rFonts w:ascii="Cambria" w:hAnsi="Cambria"/>
+                <w:b w:val="0"/>
+                <w:i w:val="0"/>
                 <w:color w:val="000000"/>
                 <w:sz w:val="19"/>
               </w:rPr>
@@ -1178,9 +1257,14 @@
             </w:tcMar>
           </w:tcPr>
           <w:p>
+            <w:pPr>
+              <w:jc w:val="left"/>
+            </w:pPr>
             <w:r>
               <w:rPr>
                 <w:rFonts w:ascii="Cambria" w:hAnsi="Cambria"/>
+                <w:b w:val="0"/>
+                <w:i w:val="0"/>
                 <w:color w:val="000000"/>
                 <w:sz w:val="19"/>
               </w:rPr>
@@ -1200,9 +1284,14 @@
             </w:tcMar>
           </w:tcPr>
           <w:p>
+            <w:pPr>
+              <w:jc w:val="left"/>
+            </w:pPr>
             <w:r>
               <w:rPr>
                 <w:rFonts w:ascii="Cambria" w:hAnsi="Cambria"/>
+                <w:b w:val="0"/>
+                <w:i w:val="0"/>
                 <w:color w:val="000000"/>
                 <w:sz w:val="19"/>
               </w:rPr>
@@ -1226,12 +1315,13 @@
       <w:pPr>
         <w:pStyle w:val="ListBullet"/>
         <w:spacing w:before="0" w:after="80" w:line="276" w:lineRule="auto"/>
+        <w:jc w:val="left"/>
       </w:pPr>
       <w:r>
         <w:rPr>
           <w:rFonts w:ascii="Cambria" w:hAnsi="Cambria"/>
           <w:color w:val="000000"/>
-          <w:sz w:val="20"/>
+          <w:sz w:val="22"/>
         </w:rPr>
         <w:t>Genetic test results are reported based on the recommendations of AMP-ASCO-CAP guidelines. **Public data sources included in relevant targeted therapies, guidelines: EMA, FDA, ESMO, NCCN.</w:t>
       </w:r>
@@ -1285,12 +1375,12 @@
         <w:jc w:val="center"/>
         <w:tblLook w:firstColumn="1" w:firstRow="1" w:lastColumn="0" w:lastRow="0" w:noHBand="0" w:noVBand="1" w:val="04A0"/>
         <w:tblBorders>
-          <w:top w:val="single" w:sz="4" w:space="0" w:color="1f497d"/>
-          <w:left w:val="single" w:sz="4" w:space="0" w:color="1f497d"/>
-          <w:bottom w:val="single" w:sz="4" w:space="0" w:color="1f497d"/>
-          <w:right w:val="single" w:sz="4" w:space="0" w:color="1f497d"/>
-          <w:insideH w:val="single" w:sz="4" w:space="0" w:color="1f497d"/>
-          <w:insideV w:val="single" w:sz="4" w:space="0" w:color="1f497d"/>
+          <w:top w:val="single" w:sz="4" w:space="0" w:color="000000"/>
+          <w:left w:val="single" w:sz="4" w:space="0" w:color="000000"/>
+          <w:bottom w:val="single" w:sz="4" w:space="0" w:color="000000"/>
+          <w:right w:val="single" w:sz="4" w:space="0" w:color="000000"/>
+          <w:insideH w:val="single" w:sz="4" w:space="0" w:color="000000"/>
+          <w:insideV w:val="single" w:sz="4" w:space="0" w:color="000000"/>
         </w:tblBorders>
       </w:tblPr>
       <w:tblGrid>
@@ -1397,9 +1487,14 @@
             </w:tcMar>
           </w:tcPr>
           <w:p>
+            <w:pPr>
+              <w:jc w:val="left"/>
+            </w:pPr>
             <w:r>
               <w:rPr>
                 <w:rFonts w:ascii="Cambria" w:hAnsi="Cambria"/>
+                <w:b w:val="0"/>
+                <w:i w:val="0"/>
                 <w:color w:val="000000"/>
                 <w:sz w:val="19"/>
               </w:rPr>
@@ -1418,11 +1513,15 @@
             </w:tcMar>
           </w:tcPr>
           <w:p>
+            <w:pPr>
+              <w:jc w:val="left"/>
+            </w:pPr>
             <w:r>
               <w:rPr>
                 <w:rFonts w:ascii="Cambria" w:hAnsi="Cambria"/>
-                <w:b/>
-                <w:color w:val="008000"/>
+                <w:b w:val="0"/>
+                <w:i w:val="0"/>
+                <w:color w:val="000000"/>
                 <w:sz w:val="19"/>
               </w:rPr>
               <w:t>Stable</w:t>
@@ -1440,11 +1539,15 @@
             </w:tcMar>
           </w:tcPr>
           <w:p>
+            <w:pPr>
+              <w:jc w:val="left"/>
+            </w:pPr>
             <w:r>
               <w:rPr>
                 <w:rFonts w:ascii="Cambria" w:hAnsi="Cambria"/>
-                <w:b/>
-                <w:color w:val="008000"/>
+                <w:b w:val="0"/>
+                <w:i w:val="0"/>
+                <w:color w:val="000000"/>
                 <w:sz w:val="19"/>
               </w:rPr>
               <w:t>Stable Microsatellite detected</w:t>
@@ -1468,9 +1571,14 @@
             </w:tcMar>
           </w:tcPr>
           <w:p>
+            <w:pPr>
+              <w:jc w:val="left"/>
+            </w:pPr>
             <w:r>
               <w:rPr>
                 <w:rFonts w:ascii="Cambria" w:hAnsi="Cambria"/>
+                <w:b w:val="0"/>
+                <w:i w:val="0"/>
                 <w:color w:val="000000"/>
                 <w:sz w:val="19"/>
               </w:rPr>
@@ -1490,11 +1598,15 @@
             </w:tcMar>
           </w:tcPr>
           <w:p>
+            <w:pPr>
+              <w:jc w:val="left"/>
+            </w:pPr>
             <w:r>
               <w:rPr>
                 <w:rFonts w:ascii="Cambria" w:hAnsi="Cambria"/>
-                <w:b/>
-                <w:color w:val="C00000"/>
+                <w:b w:val="0"/>
+                <w:i w:val="0"/>
+                <w:color w:val="000000"/>
                 <w:sz w:val="19"/>
               </w:rPr>
               <w:t>Positive</w:t>
@@ -1513,11 +1625,15 @@
             </w:tcMar>
           </w:tcPr>
           <w:p>
+            <w:pPr>
+              <w:jc w:val="left"/>
+            </w:pPr>
             <w:r>
               <w:rPr>
                 <w:rFonts w:ascii="Cambria" w:hAnsi="Cambria"/>
-                <w:b/>
-                <w:color w:val="C00000"/>
+                <w:b w:val="0"/>
+                <w:i w:val="0"/>
+                <w:color w:val="000000"/>
                 <w:sz w:val="19"/>
               </w:rPr>
               <w:t>MGMT Methylation and TERT C228T, IDH1 R132H Mutation</w:t>
@@ -1542,9 +1658,14 @@
             </w:tcMar>
           </w:tcPr>
           <w:p>
+            <w:pPr>
+              <w:jc w:val="left"/>
+            </w:pPr>
             <w:r>
               <w:rPr>
                 <w:rFonts w:ascii="Cambria" w:hAnsi="Cambria"/>
+                <w:b w:val="0"/>
+                <w:i w:val="0"/>
                 <w:color w:val="000000"/>
                 <w:sz w:val="19"/>
               </w:rPr>
@@ -1563,11 +1684,15 @@
             </w:tcMar>
           </w:tcPr>
           <w:p>
+            <w:pPr>
+              <w:jc w:val="left"/>
+            </w:pPr>
             <w:r>
               <w:rPr>
                 <w:rFonts w:ascii="Cambria" w:hAnsi="Cambria"/>
-                <w:b/>
-                <w:color w:val="C00000"/>
+                <w:b w:val="0"/>
+                <w:i w:val="0"/>
+                <w:color w:val="000000"/>
                 <w:sz w:val="19"/>
               </w:rPr>
               <w:t>Positive</w:t>
@@ -1585,9 +1710,14 @@
             </w:tcMar>
           </w:tcPr>
           <w:p>
+            <w:pPr>
+              <w:jc w:val="left"/>
+            </w:pPr>
             <w:r>
               <w:rPr>
                 <w:rFonts w:ascii="Cambria" w:hAnsi="Cambria"/>
+                <w:b w:val="0"/>
+                <w:i w:val="0"/>
                 <w:color w:val="000000"/>
                 <w:sz w:val="19"/>
               </w:rPr>
@@ -1781,7 +1911,7 @@
           <w:b/>
           <w:i w:val="0"/>
           <w:color w:val="1F497D"/>
-          <w:sz w:val="26"/>
+          <w:sz w:val="24"/>
         </w:rPr>
         <w:t>Clinical Significance:</w:t>
       </w:r>
@@ -1802,12 +1932,12 @@
         <w:jc w:val="center"/>
         <w:tblLook w:firstColumn="1" w:firstRow="1" w:lastColumn="0" w:lastRow="0" w:noHBand="0" w:noVBand="1" w:val="04A0"/>
         <w:tblBorders>
-          <w:top w:val="single" w:sz="4" w:space="0" w:color="1f497d"/>
-          <w:left w:val="single" w:sz="4" w:space="0" w:color="1f497d"/>
-          <w:bottom w:val="single" w:sz="4" w:space="0" w:color="1f497d"/>
-          <w:right w:val="single" w:sz="4" w:space="0" w:color="1f497d"/>
-          <w:insideH w:val="single" w:sz="4" w:space="0" w:color="1f497d"/>
-          <w:insideV w:val="single" w:sz="4" w:space="0" w:color="1f497d"/>
+          <w:top w:val="single" w:sz="4" w:space="0" w:color="000000"/>
+          <w:left w:val="single" w:sz="4" w:space="0" w:color="000000"/>
+          <w:bottom w:val="single" w:sz="4" w:space="0" w:color="000000"/>
+          <w:right w:val="single" w:sz="4" w:space="0" w:color="000000"/>
+          <w:insideH w:val="single" w:sz="4" w:space="0" w:color="000000"/>
+          <w:insideV w:val="single" w:sz="4" w:space="0" w:color="000000"/>
         </w:tblBorders>
       </w:tblPr>
       <w:tblGrid>
@@ -1914,9 +2044,14 @@
             </w:tcMar>
           </w:tcPr>
           <w:p>
+            <w:pPr>
+              <w:jc w:val="left"/>
+            </w:pPr>
             <w:r>
               <w:rPr>
                 <w:rFonts w:ascii="Cambria" w:hAnsi="Cambria"/>
+                <w:b w:val="0"/>
+                <w:i w:val="0"/>
                 <w:color w:val="000000"/>
                 <w:sz w:val="19"/>
               </w:rPr>
@@ -1934,9 +2069,14 @@
             </w:tcMar>
           </w:tcPr>
           <w:p>
+            <w:pPr>
+              <w:jc w:val="left"/>
+            </w:pPr>
             <w:r>
               <w:rPr>
                 <w:rFonts w:ascii="Cambria" w:hAnsi="Cambria"/>
+                <w:b w:val="0"/>
+                <w:i w:val="0"/>
                 <w:color w:val="000000"/>
                 <w:sz w:val="19"/>
               </w:rPr>
@@ -1955,9 +2095,14 @@
             </w:tcMar>
           </w:tcPr>
           <w:p>
+            <w:pPr>
+              <w:jc w:val="left"/>
+            </w:pPr>
             <w:r>
               <w:rPr>
                 <w:rFonts w:ascii="Cambria" w:hAnsi="Cambria"/>
+                <w:b w:val="0"/>
+                <w:i w:val="0"/>
                 <w:color w:val="000000"/>
                 <w:sz w:val="19"/>
               </w:rPr>
@@ -1982,9 +2127,14 @@
             </w:tcMar>
           </w:tcPr>
           <w:p>
+            <w:pPr>
+              <w:jc w:val="left"/>
+            </w:pPr>
             <w:r>
               <w:rPr>
                 <w:rFonts w:ascii="Cambria" w:hAnsi="Cambria"/>
+                <w:b w:val="0"/>
+                <w:i w:val="0"/>
                 <w:color w:val="000000"/>
                 <w:sz w:val="19"/>
               </w:rPr>
@@ -2008,9 +2158,14 @@
             </w:tcMar>
           </w:tcPr>
           <w:p>
+            <w:pPr>
+              <w:jc w:val="left"/>
+            </w:pPr>
             <w:r>
               <w:rPr>
                 <w:rFonts w:ascii="Cambria" w:hAnsi="Cambria"/>
+                <w:b w:val="0"/>
+                <w:i w:val="0"/>
                 <w:color w:val="000000"/>
                 <w:sz w:val="19"/>
               </w:rPr>
@@ -2032,9 +2187,14 @@
             </w:tcMar>
           </w:tcPr>
           <w:p>
+            <w:pPr>
+              <w:jc w:val="left"/>
+            </w:pPr>
             <w:r>
               <w:rPr>
                 <w:rFonts w:ascii="Cambria" w:hAnsi="Cambria"/>
+                <w:b w:val="0"/>
+                <w:i w:val="0"/>
                 <w:color w:val="000000"/>
                 <w:sz w:val="19"/>
               </w:rPr>
@@ -2072,12 +2232,12 @@
         <w:jc w:val="center"/>
         <w:tblLook w:firstColumn="1" w:firstRow="1" w:lastColumn="0" w:lastRow="0" w:noHBand="0" w:noVBand="1" w:val="04A0"/>
         <w:tblBorders>
-          <w:top w:val="single" w:sz="4" w:space="0" w:color="1f497d"/>
-          <w:left w:val="single" w:sz="4" w:space="0" w:color="1f497d"/>
-          <w:bottom w:val="single" w:sz="4" w:space="0" w:color="1f497d"/>
-          <w:right w:val="single" w:sz="4" w:space="0" w:color="1f497d"/>
-          <w:insideH w:val="single" w:sz="4" w:space="0" w:color="1f497d"/>
-          <w:insideV w:val="single" w:sz="4" w:space="0" w:color="1f497d"/>
+          <w:top w:val="single" w:sz="4" w:space="0" w:color="000000"/>
+          <w:left w:val="single" w:sz="4" w:space="0" w:color="000000"/>
+          <w:bottom w:val="single" w:sz="4" w:space="0" w:color="000000"/>
+          <w:right w:val="single" w:sz="4" w:space="0" w:color="000000"/>
+          <w:insideH w:val="single" w:sz="4" w:space="0" w:color="000000"/>
+          <w:insideV w:val="single" w:sz="4" w:space="0" w:color="000000"/>
         </w:tblBorders>
       </w:tblPr>
       <w:tblGrid>
@@ -2184,9 +2344,14 @@
             </w:tcMar>
           </w:tcPr>
           <w:p>
+            <w:pPr>
+              <w:jc w:val="left"/>
+            </w:pPr>
             <w:r>
               <w:rPr>
                 <w:rFonts w:ascii="Cambria" w:hAnsi="Cambria"/>
+                <w:b w:val="0"/>
+                <w:i w:val="0"/>
                 <w:color w:val="000000"/>
                 <w:sz w:val="19"/>
               </w:rPr>
@@ -2207,9 +2372,14 @@
             </w:tcMar>
           </w:tcPr>
           <w:p>
+            <w:pPr>
+              <w:jc w:val="left"/>
+            </w:pPr>
             <w:r>
               <w:rPr>
                 <w:rFonts w:ascii="Cambria" w:hAnsi="Cambria"/>
+                <w:b w:val="0"/>
+                <w:i w:val="0"/>
                 <w:color w:val="000000"/>
                 <w:sz w:val="19"/>
               </w:rPr>
@@ -2230,9 +2400,14 @@
             </w:tcMar>
           </w:tcPr>
           <w:p>
+            <w:pPr>
+              <w:jc w:val="left"/>
+            </w:pPr>
             <w:r>
               <w:rPr>
                 <w:rFonts w:ascii="Cambria" w:hAnsi="Cambria"/>
+                <w:b w:val="0"/>
+                <w:i w:val="0"/>
                 <w:color w:val="000000"/>
                 <w:sz w:val="19"/>
               </w:rPr>
@@ -2288,7 +2463,7 @@
           <w:b/>
           <w:i w:val="0"/>
           <w:color w:val="1F497D"/>
-          <w:sz w:val="26"/>
+          <w:sz w:val="24"/>
         </w:rPr>
         <w:t>Biomarker Description:</w:t>
       </w:r>
@@ -2309,12 +2484,12 @@
         <w:jc w:val="center"/>
         <w:tblLook w:firstColumn="1" w:firstRow="1" w:lastColumn="0" w:lastRow="0" w:noHBand="0" w:noVBand="1" w:val="04A0"/>
         <w:tblBorders>
-          <w:top w:val="single" w:sz="4" w:space="0" w:color="1f497d"/>
-          <w:left w:val="single" w:sz="4" w:space="0" w:color="1f497d"/>
-          <w:bottom w:val="single" w:sz="4" w:space="0" w:color="1f497d"/>
-          <w:right w:val="single" w:sz="4" w:space="0" w:color="1f497d"/>
-          <w:insideH w:val="single" w:sz="4" w:space="0" w:color="1f497d"/>
-          <w:insideV w:val="single" w:sz="4" w:space="0" w:color="1f497d"/>
+          <w:top w:val="single" w:sz="4" w:space="0" w:color="000000"/>
+          <w:left w:val="single" w:sz="4" w:space="0" w:color="000000"/>
+          <w:bottom w:val="single" w:sz="4" w:space="0" w:color="000000"/>
+          <w:right w:val="single" w:sz="4" w:space="0" w:color="000000"/>
+          <w:insideH w:val="single" w:sz="4" w:space="0" w:color="000000"/>
+          <w:insideV w:val="single" w:sz="4" w:space="0" w:color="000000"/>
         </w:tblBorders>
       </w:tblPr>
       <w:tblGrid>
@@ -2394,9 +2569,14 @@
             </w:tcMar>
           </w:tcPr>
           <w:p>
+            <w:pPr>
+              <w:jc w:val="left"/>
+            </w:pPr>
             <w:r>
               <w:rPr>
                 <w:rFonts w:ascii="Cambria" w:hAnsi="Cambria"/>
+                <w:b w:val="0"/>
+                <w:i w:val="0"/>
                 <w:color w:val="000000"/>
                 <w:sz w:val="19"/>
               </w:rPr>
@@ -2425,11 +2605,15 @@
             </w:tcMar>
           </w:tcPr>
           <w:p>
+            <w:pPr>
+              <w:jc w:val="left"/>
+            </w:pPr>
             <w:r>
               <w:rPr>
                 <w:rFonts w:ascii="Cambria" w:hAnsi="Cambria"/>
-                <w:b/>
-                <w:color w:val="C00000"/>
+                <w:b w:val="0"/>
+                <w:i w:val="0"/>
+                <w:color w:val="000000"/>
                 <w:sz w:val="19"/>
               </w:rPr>
               <w:t>The IDH1 and IDH2 genes encode homologous isocitrate dehydrogenase enzymes that catalyze the</w:t>
@@ -2540,12 +2724,12 @@
         <w:jc w:val="center"/>
         <w:tblLook w:firstColumn="1" w:firstRow="1" w:lastColumn="0" w:lastRow="0" w:noHBand="0" w:noVBand="1" w:val="04A0"/>
         <w:tblBorders>
-          <w:top w:val="single" w:sz="4" w:space="0" w:color="1f497d"/>
-          <w:left w:val="single" w:sz="4" w:space="0" w:color="1f497d"/>
-          <w:bottom w:val="single" w:sz="4" w:space="0" w:color="1f497d"/>
-          <w:right w:val="single" w:sz="4" w:space="0" w:color="1f497d"/>
-          <w:insideH w:val="single" w:sz="4" w:space="0" w:color="1f497d"/>
-          <w:insideV w:val="single" w:sz="4" w:space="0" w:color="1f497d"/>
+          <w:top w:val="single" w:sz="4" w:space="0" w:color="000000"/>
+          <w:left w:val="single" w:sz="4" w:space="0" w:color="000000"/>
+          <w:bottom w:val="single" w:sz="4" w:space="0" w:color="000000"/>
+          <w:right w:val="single" w:sz="4" w:space="0" w:color="000000"/>
+          <w:insideH w:val="single" w:sz="4" w:space="0" w:color="000000"/>
+          <w:insideV w:val="single" w:sz="4" w:space="0" w:color="000000"/>
         </w:tblBorders>
       </w:tblPr>
       <w:tblGrid>
@@ -2625,9 +2809,14 @@
             </w:tcMar>
           </w:tcPr>
           <w:p>
+            <w:pPr>
+              <w:jc w:val="left"/>
+            </w:pPr>
             <w:r>
               <w:rPr>
                 <w:rFonts w:ascii="Cambria" w:hAnsi="Cambria"/>
+                <w:b w:val="0"/>
+                <w:i w:val="0"/>
                 <w:color w:val="000000"/>
                 <w:sz w:val="19"/>
               </w:rPr>
@@ -2645,9 +2834,14 @@
             </w:tcMar>
           </w:tcPr>
           <w:p>
+            <w:pPr>
+              <w:jc w:val="left"/>
+            </w:pPr>
             <w:r>
               <w:rPr>
                 <w:rFonts w:ascii="Cambria" w:hAnsi="Cambria"/>
+                <w:b w:val="0"/>
+                <w:i w:val="0"/>
                 <w:color w:val="000000"/>
                 <w:sz w:val="19"/>
               </w:rPr>
@@ -2688,9 +2882,14 @@
             </w:tcMar>
           </w:tcPr>
           <w:p>
+            <w:pPr>
+              <w:jc w:val="left"/>
+            </w:pPr>
             <w:r>
               <w:rPr>
                 <w:rFonts w:ascii="Cambria" w:hAnsi="Cambria"/>
+                <w:b w:val="0"/>
+                <w:i w:val="0"/>
                 <w:color w:val="000000"/>
                 <w:sz w:val="19"/>
               </w:rPr>
@@ -2722,9 +2921,14 @@
             </w:tcMar>
           </w:tcPr>
           <w:p>
+            <w:pPr>
+              <w:jc w:val="left"/>
+            </w:pPr>
             <w:r>
               <w:rPr>
                 <w:rFonts w:ascii="Cambria" w:hAnsi="Cambria"/>
+                <w:b w:val="0"/>
+                <w:i w:val="0"/>
                 <w:color w:val="000000"/>
                 <w:sz w:val="19"/>
               </w:rPr>
@@ -2820,12 +3024,12 @@
         <w:jc w:val="center"/>
         <w:tblLook w:firstColumn="1" w:firstRow="1" w:lastColumn="0" w:lastRow="0" w:noHBand="0" w:noVBand="1" w:val="04A0"/>
         <w:tblBorders>
-          <w:top w:val="single" w:sz="4" w:space="0" w:color="1f497d"/>
-          <w:left w:val="single" w:sz="4" w:space="0" w:color="1f497d"/>
-          <w:bottom w:val="single" w:sz="4" w:space="0" w:color="1f497d"/>
-          <w:right w:val="single" w:sz="4" w:space="0" w:color="1f497d"/>
-          <w:insideH w:val="single" w:sz="4" w:space="0" w:color="1f497d"/>
-          <w:insideV w:val="single" w:sz="4" w:space="0" w:color="1f497d"/>
+          <w:top w:val="single" w:sz="4" w:space="0" w:color="000000"/>
+          <w:left w:val="single" w:sz="4" w:space="0" w:color="000000"/>
+          <w:bottom w:val="single" w:sz="4" w:space="0" w:color="000000"/>
+          <w:right w:val="single" w:sz="4" w:space="0" w:color="000000"/>
+          <w:insideH w:val="single" w:sz="4" w:space="0" w:color="000000"/>
+          <w:insideV w:val="single" w:sz="4" w:space="0" w:color="000000"/>
         </w:tblBorders>
       </w:tblPr>
       <w:tblGrid>
@@ -2905,9 +3109,14 @@
             </w:tcMar>
           </w:tcPr>
           <w:p>
+            <w:pPr>
+              <w:jc w:val="left"/>
+            </w:pPr>
             <w:r>
               <w:rPr>
                 <w:rFonts w:ascii="Cambria" w:hAnsi="Cambria"/>
+                <w:b w:val="0"/>
+                <w:i w:val="0"/>
                 <w:color w:val="000000"/>
                 <w:sz w:val="19"/>
               </w:rPr>
@@ -2925,9 +3134,14 @@
             </w:tcMar>
           </w:tcPr>
           <w:p>
+            <w:pPr>
+              <w:jc w:val="left"/>
+            </w:pPr>
             <w:r>
               <w:rPr>
                 <w:rFonts w:ascii="Cambria" w:hAnsi="Cambria"/>
+                <w:b w:val="0"/>
+                <w:i w:val="0"/>
                 <w:color w:val="000000"/>
                 <w:sz w:val="19"/>
               </w:rPr>
@@ -2973,7 +3187,7 @@
           <w:b/>
           <w:i w:val="0"/>
           <w:color w:val="1F497D"/>
-          <w:sz w:val="26"/>
+          <w:sz w:val="24"/>
         </w:rPr>
         <w:t>Therapy &amp; Clinical Trials:</w:t>
       </w:r>
@@ -3011,12 +3225,12 @@
         <w:jc w:val="center"/>
         <w:tblLook w:firstColumn="1" w:firstRow="1" w:lastColumn="0" w:lastRow="0" w:noHBand="0" w:noVBand="1" w:val="04A0"/>
         <w:tblBorders>
-          <w:top w:val="single" w:sz="4" w:space="0" w:color="1f497d"/>
-          <w:left w:val="single" w:sz="4" w:space="0" w:color="1f497d"/>
-          <w:bottom w:val="single" w:sz="4" w:space="0" w:color="1f497d"/>
-          <w:right w:val="single" w:sz="4" w:space="0" w:color="1f497d"/>
-          <w:insideH w:val="single" w:sz="4" w:space="0" w:color="1f497d"/>
-          <w:insideV w:val="single" w:sz="4" w:space="0" w:color="1f497d"/>
+          <w:top w:val="single" w:sz="4" w:space="0" w:color="000000"/>
+          <w:left w:val="single" w:sz="4" w:space="0" w:color="000000"/>
+          <w:bottom w:val="single" w:sz="4" w:space="0" w:color="000000"/>
+          <w:right w:val="single" w:sz="4" w:space="0" w:color="000000"/>
+          <w:insideH w:val="single" w:sz="4" w:space="0" w:color="000000"/>
+          <w:insideV w:val="single" w:sz="4" w:space="0" w:color="000000"/>
         </w:tblBorders>
       </w:tblPr>
       <w:tblGrid>
@@ -3204,9 +3418,14 @@
             </w:tcMar>
           </w:tcPr>
           <w:p>
+            <w:pPr>
+              <w:jc w:val="left"/>
+            </w:pPr>
             <w:r>
               <w:rPr>
                 <w:rFonts w:ascii="Cambria" w:hAnsi="Cambria"/>
+                <w:b w:val="0"/>
+                <w:i w:val="0"/>
                 <w:color w:val="000000"/>
                 <w:sz w:val="19"/>
               </w:rPr>
@@ -3225,9 +3444,14 @@
             </w:tcMar>
           </w:tcPr>
           <w:p>
+            <w:pPr>
+              <w:jc w:val="left"/>
+            </w:pPr>
             <w:r>
               <w:rPr>
                 <w:rFonts w:ascii="Cambria" w:hAnsi="Cambria"/>
+                <w:b w:val="0"/>
+                <w:i w:val="0"/>
                 <w:color w:val="000000"/>
                 <w:sz w:val="19"/>
               </w:rPr>
@@ -3246,9 +3470,14 @@
             </w:tcMar>
           </w:tcPr>
           <w:p>
+            <w:pPr>
+              <w:jc w:val="left"/>
+            </w:pPr>
             <w:r>
               <w:rPr>
                 <w:rFonts w:ascii="Cambria" w:hAnsi="Cambria"/>
+                <w:b w:val="0"/>
+                <w:i w:val="0"/>
                 <w:color w:val="000000"/>
                 <w:sz w:val="19"/>
               </w:rPr>
@@ -3267,9 +3496,14 @@
             </w:tcMar>
           </w:tcPr>
           <w:p>
+            <w:pPr>
+              <w:jc w:val="left"/>
+            </w:pPr>
             <w:r>
               <w:rPr>
                 <w:rFonts w:ascii="Cambria" w:hAnsi="Cambria"/>
+                <w:b w:val="0"/>
+                <w:i w:val="0"/>
                 <w:color w:val="000000"/>
                 <w:sz w:val="19"/>
               </w:rPr>
@@ -3288,9 +3522,14 @@
             </w:tcMar>
           </w:tcPr>
           <w:p>
+            <w:pPr>
+              <w:jc w:val="left"/>
+            </w:pPr>
             <w:r>
               <w:rPr>
                 <w:rFonts w:ascii="Cambria" w:hAnsi="Cambria"/>
+                <w:b w:val="0"/>
+                <w:i w:val="0"/>
                 <w:color w:val="000000"/>
                 <w:sz w:val="19"/>
               </w:rPr>
@@ -3309,9 +3548,14 @@
             </w:tcMar>
           </w:tcPr>
           <w:p>
+            <w:pPr>
+              <w:jc w:val="left"/>
+            </w:pPr>
             <w:r>
               <w:rPr>
                 <w:rFonts w:ascii="Cambria" w:hAnsi="Cambria"/>
+                <w:b w:val="0"/>
+                <w:i w:val="0"/>
                 <w:color w:val="000000"/>
                 <w:sz w:val="19"/>
               </w:rPr>
@@ -3335,9 +3579,14 @@
             </w:tcMar>
           </w:tcPr>
           <w:p>
+            <w:pPr>
+              <w:jc w:val="left"/>
+            </w:pPr>
             <w:r>
               <w:rPr>
                 <w:rFonts w:ascii="Cambria" w:hAnsi="Cambria"/>
+                <w:b w:val="0"/>
+                <w:i w:val="0"/>
                 <w:color w:val="000000"/>
                 <w:sz w:val="19"/>
               </w:rPr>
@@ -3357,9 +3606,14 @@
             </w:tcMar>
           </w:tcPr>
           <w:p>
+            <w:pPr>
+              <w:jc w:val="left"/>
+            </w:pPr>
             <w:r>
               <w:rPr>
                 <w:rFonts w:ascii="Cambria" w:hAnsi="Cambria"/>
+                <w:b w:val="0"/>
+                <w:i w:val="0"/>
                 <w:color w:val="000000"/>
                 <w:sz w:val="19"/>
               </w:rPr>
@@ -3379,9 +3633,14 @@
             </w:tcMar>
           </w:tcPr>
           <w:p>
+            <w:pPr>
+              <w:jc w:val="left"/>
+            </w:pPr>
             <w:r>
               <w:rPr>
                 <w:rFonts w:ascii="Cambria" w:hAnsi="Cambria"/>
+                <w:b w:val="0"/>
+                <w:i w:val="0"/>
                 <w:color w:val="000000"/>
                 <w:sz w:val="19"/>
               </w:rPr>
@@ -3401,9 +3660,14 @@
             </w:tcMar>
           </w:tcPr>
           <w:p>
+            <w:pPr>
+              <w:jc w:val="left"/>
+            </w:pPr>
             <w:r>
               <w:rPr>
                 <w:rFonts w:ascii="Cambria" w:hAnsi="Cambria"/>
+                <w:b w:val="0"/>
+                <w:i w:val="0"/>
                 <w:color w:val="000000"/>
                 <w:sz w:val="19"/>
               </w:rPr>
@@ -3423,9 +3687,14 @@
             </w:tcMar>
           </w:tcPr>
           <w:p>
+            <w:pPr>
+              <w:jc w:val="left"/>
+            </w:pPr>
             <w:r>
               <w:rPr>
                 <w:rFonts w:ascii="Cambria" w:hAnsi="Cambria"/>
+                <w:b w:val="0"/>
+                <w:i w:val="0"/>
                 <w:color w:val="000000"/>
                 <w:sz w:val="19"/>
               </w:rPr>
@@ -3445,9 +3714,14 @@
             </w:tcMar>
           </w:tcPr>
           <w:p>
+            <w:pPr>
+              <w:jc w:val="left"/>
+            </w:pPr>
             <w:r>
               <w:rPr>
                 <w:rFonts w:ascii="Cambria" w:hAnsi="Cambria"/>
+                <w:b w:val="0"/>
+                <w:i w:val="0"/>
                 <w:color w:val="000000"/>
                 <w:sz w:val="19"/>
               </w:rPr>
@@ -3470,9 +3744,14 @@
             </w:tcMar>
           </w:tcPr>
           <w:p>
+            <w:pPr>
+              <w:jc w:val="left"/>
+            </w:pPr>
             <w:r>
               <w:rPr>
                 <w:rFonts w:ascii="Cambria" w:hAnsi="Cambria"/>
+                <w:b w:val="0"/>
+                <w:i w:val="0"/>
                 <w:color w:val="000000"/>
                 <w:sz w:val="19"/>
               </w:rPr>
@@ -3491,9 +3770,14 @@
             </w:tcMar>
           </w:tcPr>
           <w:p>
+            <w:pPr>
+              <w:jc w:val="left"/>
+            </w:pPr>
             <w:r>
               <w:rPr>
                 <w:rFonts w:ascii="Cambria" w:hAnsi="Cambria"/>
+                <w:b w:val="0"/>
+                <w:i w:val="0"/>
                 <w:color w:val="000000"/>
                 <w:sz w:val="19"/>
               </w:rPr>
@@ -3512,9 +3796,14 @@
             </w:tcMar>
           </w:tcPr>
           <w:p>
+            <w:pPr>
+              <w:jc w:val="left"/>
+            </w:pPr>
             <w:r>
               <w:rPr>
                 <w:rFonts w:ascii="Cambria" w:hAnsi="Cambria"/>
+                <w:b w:val="0"/>
+                <w:i w:val="0"/>
                 <w:color w:val="000000"/>
                 <w:sz w:val="19"/>
               </w:rPr>
@@ -3533,9 +3822,14 @@
             </w:tcMar>
           </w:tcPr>
           <w:p>
+            <w:pPr>
+              <w:jc w:val="left"/>
+            </w:pPr>
             <w:r>
               <w:rPr>
                 <w:rFonts w:ascii="Cambria" w:hAnsi="Cambria"/>
+                <w:b w:val="0"/>
+                <w:i w:val="0"/>
                 <w:color w:val="000000"/>
                 <w:sz w:val="19"/>
               </w:rPr>
@@ -3554,9 +3848,14 @@
             </w:tcMar>
           </w:tcPr>
           <w:p>
+            <w:pPr>
+              <w:jc w:val="left"/>
+            </w:pPr>
             <w:r>
               <w:rPr>
                 <w:rFonts w:ascii="Cambria" w:hAnsi="Cambria"/>
+                <w:b w:val="0"/>
+                <w:i w:val="0"/>
                 <w:color w:val="000000"/>
                 <w:sz w:val="19"/>
               </w:rPr>
@@ -3575,9 +3874,14 @@
             </w:tcMar>
           </w:tcPr>
           <w:p>
+            <w:pPr>
+              <w:jc w:val="left"/>
+            </w:pPr>
             <w:r>
               <w:rPr>
                 <w:rFonts w:ascii="Cambria" w:hAnsi="Cambria"/>
+                <w:b w:val="0"/>
+                <w:i w:val="0"/>
                 <w:color w:val="000000"/>
                 <w:sz w:val="19"/>
               </w:rPr>
@@ -3602,9 +3906,14 @@
             </w:tcMar>
           </w:tcPr>
           <w:p>
+            <w:pPr>
+              <w:jc w:val="left"/>
+            </w:pPr>
             <w:r>
               <w:rPr>
                 <w:rFonts w:ascii="Cambria" w:hAnsi="Cambria"/>
+                <w:b w:val="0"/>
+                <w:i w:val="0"/>
                 <w:color w:val="000000"/>
                 <w:sz w:val="19"/>
               </w:rPr>
@@ -3624,9 +3933,14 @@
             </w:tcMar>
           </w:tcPr>
           <w:p>
+            <w:pPr>
+              <w:jc w:val="left"/>
+            </w:pPr>
             <w:r>
               <w:rPr>
                 <w:rFonts w:ascii="Cambria" w:hAnsi="Cambria"/>
+                <w:b w:val="0"/>
+                <w:i w:val="0"/>
                 <w:color w:val="000000"/>
                 <w:sz w:val="19"/>
               </w:rPr>
@@ -3646,9 +3960,14 @@
             </w:tcMar>
           </w:tcPr>
           <w:p>
+            <w:pPr>
+              <w:jc w:val="left"/>
+            </w:pPr>
             <w:r>
               <w:rPr>
                 <w:rFonts w:ascii="Cambria" w:hAnsi="Cambria"/>
+                <w:b w:val="0"/>
+                <w:i w:val="0"/>
                 <w:color w:val="000000"/>
                 <w:sz w:val="19"/>
               </w:rPr>
@@ -3668,9 +3987,14 @@
             </w:tcMar>
           </w:tcPr>
           <w:p>
+            <w:pPr>
+              <w:jc w:val="left"/>
+            </w:pPr>
             <w:r>
               <w:rPr>
                 <w:rFonts w:ascii="Cambria" w:hAnsi="Cambria"/>
+                <w:b w:val="0"/>
+                <w:i w:val="0"/>
                 <w:color w:val="000000"/>
                 <w:sz w:val="19"/>
               </w:rPr>
@@ -3690,9 +4014,14 @@
             </w:tcMar>
           </w:tcPr>
           <w:p>
+            <w:pPr>
+              <w:jc w:val="left"/>
+            </w:pPr>
             <w:r>
               <w:rPr>
                 <w:rFonts w:ascii="Cambria" w:hAnsi="Cambria"/>
+                <w:b w:val="0"/>
+                <w:i w:val="0"/>
                 <w:color w:val="000000"/>
                 <w:sz w:val="19"/>
               </w:rPr>
@@ -3712,9 +4041,14 @@
             </w:tcMar>
           </w:tcPr>
           <w:p>
+            <w:pPr>
+              <w:jc w:val="left"/>
+            </w:pPr>
             <w:r>
               <w:rPr>
                 <w:rFonts w:ascii="Cambria" w:hAnsi="Cambria"/>
+                <w:b w:val="0"/>
+                <w:i w:val="0"/>
                 <w:color w:val="000000"/>
                 <w:sz w:val="19"/>
               </w:rPr>
@@ -3738,9 +4072,14 @@
             </w:tcMar>
           </w:tcPr>
           <w:p>
+            <w:pPr>
+              <w:jc w:val="left"/>
+            </w:pPr>
             <w:r>
               <w:rPr>
                 <w:rFonts w:ascii="Cambria" w:hAnsi="Cambria"/>
+                <w:b w:val="0"/>
+                <w:i w:val="0"/>
                 <w:color w:val="000000"/>
                 <w:sz w:val="19"/>
               </w:rPr>
@@ -3759,9 +4098,14 @@
             </w:tcMar>
           </w:tcPr>
           <w:p>
+            <w:pPr>
+              <w:jc w:val="left"/>
+            </w:pPr>
             <w:r>
               <w:rPr>
                 <w:rFonts w:ascii="Cambria" w:hAnsi="Cambria"/>
+                <w:b w:val="0"/>
+                <w:i w:val="0"/>
                 <w:color w:val="000000"/>
                 <w:sz w:val="19"/>
               </w:rPr>
@@ -3780,9 +4124,14 @@
             </w:tcMar>
           </w:tcPr>
           <w:p>
+            <w:pPr>
+              <w:jc w:val="left"/>
+            </w:pPr>
             <w:r>
               <w:rPr>
                 <w:rFonts w:ascii="Cambria" w:hAnsi="Cambria"/>
+                <w:b w:val="0"/>
+                <w:i w:val="0"/>
                 <w:color w:val="000000"/>
                 <w:sz w:val="19"/>
               </w:rPr>
@@ -3801,9 +4150,14 @@
             </w:tcMar>
           </w:tcPr>
           <w:p>
+            <w:pPr>
+              <w:jc w:val="left"/>
+            </w:pPr>
             <w:r>
               <w:rPr>
                 <w:rFonts w:ascii="Cambria" w:hAnsi="Cambria"/>
+                <w:b w:val="0"/>
+                <w:i w:val="0"/>
                 <w:color w:val="000000"/>
                 <w:sz w:val="19"/>
               </w:rPr>
@@ -3822,9 +4176,14 @@
             </w:tcMar>
           </w:tcPr>
           <w:p>
+            <w:pPr>
+              <w:jc w:val="left"/>
+            </w:pPr>
             <w:r>
               <w:rPr>
                 <w:rFonts w:ascii="Cambria" w:hAnsi="Cambria"/>
+                <w:b w:val="0"/>
+                <w:i w:val="0"/>
                 <w:color w:val="000000"/>
                 <w:sz w:val="19"/>
               </w:rPr>
@@ -3843,9 +4202,14 @@
             </w:tcMar>
           </w:tcPr>
           <w:p>
+            <w:pPr>
+              <w:jc w:val="left"/>
+            </w:pPr>
             <w:r>
               <w:rPr>
                 <w:rFonts w:ascii="Cambria" w:hAnsi="Cambria"/>
+                <w:b w:val="0"/>
+                <w:i w:val="0"/>
                 <w:color w:val="000000"/>
                 <w:sz w:val="19"/>
               </w:rPr>
@@ -3870,9 +4234,14 @@
             </w:tcMar>
           </w:tcPr>
           <w:p>
+            <w:pPr>
+              <w:jc w:val="left"/>
+            </w:pPr>
             <w:r>
               <w:rPr>
                 <w:rFonts w:ascii="Cambria" w:hAnsi="Cambria"/>
+                <w:b w:val="0"/>
+                <w:i w:val="0"/>
                 <w:color w:val="000000"/>
                 <w:sz w:val="19"/>
               </w:rPr>
@@ -3892,9 +4261,14 @@
             </w:tcMar>
           </w:tcPr>
           <w:p>
+            <w:pPr>
+              <w:jc w:val="left"/>
+            </w:pPr>
             <w:r>
               <w:rPr>
                 <w:rFonts w:ascii="Cambria" w:hAnsi="Cambria"/>
+                <w:b w:val="0"/>
+                <w:i w:val="0"/>
                 <w:color w:val="000000"/>
                 <w:sz w:val="19"/>
               </w:rPr>
@@ -3914,9 +4288,14 @@
             </w:tcMar>
           </w:tcPr>
           <w:p>
+            <w:pPr>
+              <w:jc w:val="left"/>
+            </w:pPr>
             <w:r>
               <w:rPr>
                 <w:rFonts w:ascii="Cambria" w:hAnsi="Cambria"/>
+                <w:b w:val="0"/>
+                <w:i w:val="0"/>
                 <w:color w:val="000000"/>
                 <w:sz w:val="19"/>
               </w:rPr>
@@ -3936,9 +4315,14 @@
             </w:tcMar>
           </w:tcPr>
           <w:p>
+            <w:pPr>
+              <w:jc w:val="left"/>
+            </w:pPr>
             <w:r>
               <w:rPr>
                 <w:rFonts w:ascii="Cambria" w:hAnsi="Cambria"/>
+                <w:b w:val="0"/>
+                <w:i w:val="0"/>
                 <w:color w:val="000000"/>
                 <w:sz w:val="19"/>
               </w:rPr>
@@ -3958,9 +4342,14 @@
             </w:tcMar>
           </w:tcPr>
           <w:p>
+            <w:pPr>
+              <w:jc w:val="left"/>
+            </w:pPr>
             <w:r>
               <w:rPr>
                 <w:rFonts w:ascii="Cambria" w:hAnsi="Cambria"/>
+                <w:b w:val="0"/>
+                <w:i w:val="0"/>
                 <w:color w:val="000000"/>
                 <w:sz w:val="19"/>
               </w:rPr>
@@ -3980,9 +4369,14 @@
             </w:tcMar>
           </w:tcPr>
           <w:p>
+            <w:pPr>
+              <w:jc w:val="left"/>
+            </w:pPr>
             <w:r>
               <w:rPr>
                 <w:rFonts w:ascii="Cambria" w:hAnsi="Cambria"/>
+                <w:b w:val="0"/>
+                <w:i w:val="0"/>
                 <w:color w:val="000000"/>
                 <w:sz w:val="19"/>
               </w:rPr>
@@ -4006,9 +4400,14 @@
             </w:tcMar>
           </w:tcPr>
           <w:p>
+            <w:pPr>
+              <w:jc w:val="left"/>
+            </w:pPr>
             <w:r>
               <w:rPr>
                 <w:rFonts w:ascii="Cambria" w:hAnsi="Cambria"/>
+                <w:b w:val="0"/>
+                <w:i w:val="0"/>
                 <w:color w:val="000000"/>
                 <w:sz w:val="19"/>
               </w:rPr>
@@ -4027,9 +4426,14 @@
             </w:tcMar>
           </w:tcPr>
           <w:p>
+            <w:pPr>
+              <w:jc w:val="left"/>
+            </w:pPr>
             <w:r>
               <w:rPr>
                 <w:rFonts w:ascii="Cambria" w:hAnsi="Cambria"/>
+                <w:b w:val="0"/>
+                <w:i w:val="0"/>
                 <w:color w:val="000000"/>
                 <w:sz w:val="19"/>
               </w:rPr>
@@ -4048,9 +4452,14 @@
             </w:tcMar>
           </w:tcPr>
           <w:p>
+            <w:pPr>
+              <w:jc w:val="left"/>
+            </w:pPr>
             <w:r>
               <w:rPr>
                 <w:rFonts w:ascii="Cambria" w:hAnsi="Cambria"/>
+                <w:b w:val="0"/>
+                <w:i w:val="0"/>
                 <w:color w:val="000000"/>
                 <w:sz w:val="19"/>
               </w:rPr>
@@ -4069,9 +4478,14 @@
             </w:tcMar>
           </w:tcPr>
           <w:p>
+            <w:pPr>
+              <w:jc w:val="left"/>
+            </w:pPr>
             <w:r>
               <w:rPr>
                 <w:rFonts w:ascii="Cambria" w:hAnsi="Cambria"/>
+                <w:b w:val="0"/>
+                <w:i w:val="0"/>
                 <w:color w:val="000000"/>
                 <w:sz w:val="19"/>
               </w:rPr>
@@ -4090,9 +4504,14 @@
             </w:tcMar>
           </w:tcPr>
           <w:p>
+            <w:pPr>
+              <w:jc w:val="left"/>
+            </w:pPr>
             <w:r>
               <w:rPr>
                 <w:rFonts w:ascii="Cambria" w:hAnsi="Cambria"/>
+                <w:b w:val="0"/>
+                <w:i w:val="0"/>
                 <w:color w:val="000000"/>
                 <w:sz w:val="19"/>
               </w:rPr>
@@ -4111,9 +4530,14 @@
             </w:tcMar>
           </w:tcPr>
           <w:p>
+            <w:pPr>
+              <w:jc w:val="left"/>
+            </w:pPr>
             <w:r>
               <w:rPr>
                 <w:rFonts w:ascii="Cambria" w:hAnsi="Cambria"/>
+                <w:b w:val="0"/>
+                <w:i w:val="0"/>
                 <w:color w:val="000000"/>
                 <w:sz w:val="19"/>
               </w:rPr>
@@ -4138,9 +4562,14 @@
             </w:tcMar>
           </w:tcPr>
           <w:p>
+            <w:pPr>
+              <w:jc w:val="left"/>
+            </w:pPr>
             <w:r>
               <w:rPr>
                 <w:rFonts w:ascii="Cambria" w:hAnsi="Cambria"/>
+                <w:b w:val="0"/>
+                <w:i w:val="0"/>
                 <w:color w:val="000000"/>
                 <w:sz w:val="19"/>
               </w:rPr>
@@ -4160,9 +4589,14 @@
             </w:tcMar>
           </w:tcPr>
           <w:p>
+            <w:pPr>
+              <w:jc w:val="left"/>
+            </w:pPr>
             <w:r>
               <w:rPr>
                 <w:rFonts w:ascii="Cambria" w:hAnsi="Cambria"/>
+                <w:b w:val="0"/>
+                <w:i w:val="0"/>
                 <w:color w:val="000000"/>
                 <w:sz w:val="19"/>
               </w:rPr>
@@ -4182,9 +4616,14 @@
             </w:tcMar>
           </w:tcPr>
           <w:p>
+            <w:pPr>
+              <w:jc w:val="left"/>
+            </w:pPr>
             <w:r>
               <w:rPr>
                 <w:rFonts w:ascii="Cambria" w:hAnsi="Cambria"/>
+                <w:b w:val="0"/>
+                <w:i w:val="0"/>
                 <w:color w:val="000000"/>
                 <w:sz w:val="19"/>
               </w:rPr>
@@ -4204,9 +4643,14 @@
             </w:tcMar>
           </w:tcPr>
           <w:p>
+            <w:pPr>
+              <w:jc w:val="left"/>
+            </w:pPr>
             <w:r>
               <w:rPr>
                 <w:rFonts w:ascii="Cambria" w:hAnsi="Cambria"/>
+                <w:b w:val="0"/>
+                <w:i w:val="0"/>
                 <w:color w:val="000000"/>
                 <w:sz w:val="19"/>
               </w:rPr>
@@ -4226,9 +4670,14 @@
             </w:tcMar>
           </w:tcPr>
           <w:p>
+            <w:pPr>
+              <w:jc w:val="left"/>
+            </w:pPr>
             <w:r>
               <w:rPr>
                 <w:rFonts w:ascii="Cambria" w:hAnsi="Cambria"/>
+                <w:b w:val="0"/>
+                <w:i w:val="0"/>
                 <w:color w:val="000000"/>
                 <w:sz w:val="19"/>
               </w:rPr>
@@ -4248,9 +4697,14 @@
             </w:tcMar>
           </w:tcPr>
           <w:p>
+            <w:pPr>
+              <w:jc w:val="left"/>
+            </w:pPr>
             <w:r>
               <w:rPr>
                 <w:rFonts w:ascii="Cambria" w:hAnsi="Cambria"/>
+                <w:b w:val="0"/>
+                <w:i w:val="0"/>
                 <w:color w:val="000000"/>
                 <w:sz w:val="19"/>
               </w:rPr>
@@ -4274,9 +4728,14 @@
             </w:tcMar>
           </w:tcPr>
           <w:p>
+            <w:pPr>
+              <w:jc w:val="left"/>
+            </w:pPr>
             <w:r>
               <w:rPr>
                 <w:rFonts w:ascii="Cambria" w:hAnsi="Cambria"/>
+                <w:b w:val="0"/>
+                <w:i w:val="0"/>
                 <w:color w:val="000000"/>
                 <w:sz w:val="19"/>
               </w:rPr>
@@ -4295,9 +4754,14 @@
             </w:tcMar>
           </w:tcPr>
           <w:p>
+            <w:pPr>
+              <w:jc w:val="left"/>
+            </w:pPr>
             <w:r>
               <w:rPr>
                 <w:rFonts w:ascii="Cambria" w:hAnsi="Cambria"/>
+                <w:b w:val="0"/>
+                <w:i w:val="0"/>
                 <w:color w:val="000000"/>
                 <w:sz w:val="19"/>
               </w:rPr>
@@ -4316,9 +4780,14 @@
             </w:tcMar>
           </w:tcPr>
           <w:p>
+            <w:pPr>
+              <w:jc w:val="left"/>
+            </w:pPr>
             <w:r>
               <w:rPr>
                 <w:rFonts w:ascii="Cambria" w:hAnsi="Cambria"/>
+                <w:b w:val="0"/>
+                <w:i w:val="0"/>
                 <w:color w:val="000000"/>
                 <w:sz w:val="19"/>
               </w:rPr>
@@ -4337,9 +4806,14 @@
             </w:tcMar>
           </w:tcPr>
           <w:p>
+            <w:pPr>
+              <w:jc w:val="left"/>
+            </w:pPr>
             <w:r>
               <w:rPr>
                 <w:rFonts w:ascii="Cambria" w:hAnsi="Cambria"/>
+                <w:b w:val="0"/>
+                <w:i w:val="0"/>
                 <w:color w:val="000000"/>
                 <w:sz w:val="19"/>
               </w:rPr>
@@ -4358,9 +4832,14 @@
             </w:tcMar>
           </w:tcPr>
           <w:p>
+            <w:pPr>
+              <w:jc w:val="left"/>
+            </w:pPr>
             <w:r>
               <w:rPr>
                 <w:rFonts w:ascii="Cambria" w:hAnsi="Cambria"/>
+                <w:b w:val="0"/>
+                <w:i w:val="0"/>
                 <w:color w:val="000000"/>
                 <w:sz w:val="19"/>
               </w:rPr>
@@ -4379,9 +4858,14 @@
             </w:tcMar>
           </w:tcPr>
           <w:p>
+            <w:pPr>
+              <w:jc w:val="left"/>
+            </w:pPr>
             <w:r>
               <w:rPr>
                 <w:rFonts w:ascii="Cambria" w:hAnsi="Cambria"/>
+                <w:b w:val="0"/>
+                <w:i w:val="0"/>
                 <w:color w:val="000000"/>
                 <w:sz w:val="19"/>
               </w:rPr>
@@ -4406,9 +4890,14 @@
             </w:tcMar>
           </w:tcPr>
           <w:p>
+            <w:pPr>
+              <w:jc w:val="left"/>
+            </w:pPr>
             <w:r>
               <w:rPr>
                 <w:rFonts w:ascii="Cambria" w:hAnsi="Cambria"/>
+                <w:b w:val="0"/>
+                <w:i w:val="0"/>
                 <w:color w:val="000000"/>
                 <w:sz w:val="19"/>
               </w:rPr>
@@ -4428,9 +4917,14 @@
             </w:tcMar>
           </w:tcPr>
           <w:p>
+            <w:pPr>
+              <w:jc w:val="left"/>
+            </w:pPr>
             <w:r>
               <w:rPr>
                 <w:rFonts w:ascii="Cambria" w:hAnsi="Cambria"/>
+                <w:b w:val="0"/>
+                <w:i w:val="0"/>
                 <w:color w:val="000000"/>
                 <w:sz w:val="19"/>
               </w:rPr>
@@ -4450,9 +4944,14 @@
             </w:tcMar>
           </w:tcPr>
           <w:p>
+            <w:pPr>
+              <w:jc w:val="left"/>
+            </w:pPr>
             <w:r>
               <w:rPr>
                 <w:rFonts w:ascii="Cambria" w:hAnsi="Cambria"/>
+                <w:b w:val="0"/>
+                <w:i w:val="0"/>
                 <w:color w:val="000000"/>
                 <w:sz w:val="19"/>
               </w:rPr>
@@ -4472,9 +4971,14 @@
             </w:tcMar>
           </w:tcPr>
           <w:p>
+            <w:pPr>
+              <w:jc w:val="left"/>
+            </w:pPr>
             <w:r>
               <w:rPr>
                 <w:rFonts w:ascii="Cambria" w:hAnsi="Cambria"/>
+                <w:b w:val="0"/>
+                <w:i w:val="0"/>
                 <w:color w:val="000000"/>
                 <w:sz w:val="19"/>
               </w:rPr>
@@ -4494,9 +4998,14 @@
             </w:tcMar>
           </w:tcPr>
           <w:p>
+            <w:pPr>
+              <w:jc w:val="left"/>
+            </w:pPr>
             <w:r>
               <w:rPr>
                 <w:rFonts w:ascii="Cambria" w:hAnsi="Cambria"/>
+                <w:b w:val="0"/>
+                <w:i w:val="0"/>
                 <w:color w:val="000000"/>
                 <w:sz w:val="19"/>
               </w:rPr>
@@ -4516,9 +5025,14 @@
             </w:tcMar>
           </w:tcPr>
           <w:p>
+            <w:pPr>
+              <w:jc w:val="left"/>
+            </w:pPr>
             <w:r>
               <w:rPr>
                 <w:rFonts w:ascii="Cambria" w:hAnsi="Cambria"/>
+                <w:b w:val="0"/>
+                <w:i w:val="0"/>
                 <w:color w:val="000000"/>
                 <w:sz w:val="19"/>
               </w:rPr>
@@ -4542,9 +5056,14 @@
             </w:tcMar>
           </w:tcPr>
           <w:p>
+            <w:pPr>
+              <w:jc w:val="left"/>
+            </w:pPr>
             <w:r>
               <w:rPr>
                 <w:rFonts w:ascii="Cambria" w:hAnsi="Cambria"/>
+                <w:b w:val="0"/>
+                <w:i w:val="0"/>
                 <w:color w:val="000000"/>
                 <w:sz w:val="19"/>
               </w:rPr>
@@ -4563,9 +5082,14 @@
             </w:tcMar>
           </w:tcPr>
           <w:p>
+            <w:pPr>
+              <w:jc w:val="left"/>
+            </w:pPr>
             <w:r>
               <w:rPr>
                 <w:rFonts w:ascii="Cambria" w:hAnsi="Cambria"/>
+                <w:b w:val="0"/>
+                <w:i w:val="0"/>
                 <w:color w:val="000000"/>
                 <w:sz w:val="19"/>
               </w:rPr>
@@ -4584,9 +5108,14 @@
             </w:tcMar>
           </w:tcPr>
           <w:p>
+            <w:pPr>
+              <w:jc w:val="left"/>
+            </w:pPr>
             <w:r>
               <w:rPr>
                 <w:rFonts w:ascii="Cambria" w:hAnsi="Cambria"/>
+                <w:b w:val="0"/>
+                <w:i w:val="0"/>
                 <w:color w:val="000000"/>
                 <w:sz w:val="19"/>
               </w:rPr>
@@ -4605,9 +5134,14 @@
             </w:tcMar>
           </w:tcPr>
           <w:p>
+            <w:pPr>
+              <w:jc w:val="left"/>
+            </w:pPr>
             <w:r>
               <w:rPr>
                 <w:rFonts w:ascii="Cambria" w:hAnsi="Cambria"/>
+                <w:b w:val="0"/>
+                <w:i w:val="0"/>
                 <w:color w:val="000000"/>
                 <w:sz w:val="19"/>
               </w:rPr>
@@ -4626,9 +5160,14 @@
             </w:tcMar>
           </w:tcPr>
           <w:p>
+            <w:pPr>
+              <w:jc w:val="left"/>
+            </w:pPr>
             <w:r>
               <w:rPr>
                 <w:rFonts w:ascii="Cambria" w:hAnsi="Cambria"/>
+                <w:b w:val="0"/>
+                <w:i w:val="0"/>
                 <w:color w:val="000000"/>
                 <w:sz w:val="19"/>
               </w:rPr>
@@ -4647,9 +5186,14 @@
             </w:tcMar>
           </w:tcPr>
           <w:p>
+            <w:pPr>
+              <w:jc w:val="left"/>
+            </w:pPr>
             <w:r>
               <w:rPr>
                 <w:rFonts w:ascii="Cambria" w:hAnsi="Cambria"/>
+                <w:b w:val="0"/>
+                <w:i w:val="0"/>
                 <w:color w:val="000000"/>
                 <w:sz w:val="19"/>
               </w:rPr>
@@ -4674,9 +5218,14 @@
             </w:tcMar>
           </w:tcPr>
           <w:p>
+            <w:pPr>
+              <w:jc w:val="left"/>
+            </w:pPr>
             <w:r>
               <w:rPr>
                 <w:rFonts w:ascii="Cambria" w:hAnsi="Cambria"/>
+                <w:b w:val="0"/>
+                <w:i w:val="0"/>
                 <w:color w:val="000000"/>
                 <w:sz w:val="19"/>
               </w:rPr>
@@ -4696,9 +5245,14 @@
             </w:tcMar>
           </w:tcPr>
           <w:p>
+            <w:pPr>
+              <w:jc w:val="left"/>
+            </w:pPr>
             <w:r>
               <w:rPr>
                 <w:rFonts w:ascii="Cambria" w:hAnsi="Cambria"/>
+                <w:b w:val="0"/>
+                <w:i w:val="0"/>
                 <w:color w:val="000000"/>
                 <w:sz w:val="19"/>
               </w:rPr>
@@ -4718,9 +5272,14 @@
             </w:tcMar>
           </w:tcPr>
           <w:p>
+            <w:pPr>
+              <w:jc w:val="left"/>
+            </w:pPr>
             <w:r>
               <w:rPr>
                 <w:rFonts w:ascii="Cambria" w:hAnsi="Cambria"/>
+                <w:b w:val="0"/>
+                <w:i w:val="0"/>
                 <w:color w:val="000000"/>
                 <w:sz w:val="19"/>
               </w:rPr>
@@ -4740,9 +5299,14 @@
             </w:tcMar>
           </w:tcPr>
           <w:p>
+            <w:pPr>
+              <w:jc w:val="left"/>
+            </w:pPr>
             <w:r>
               <w:rPr>
                 <w:rFonts w:ascii="Cambria" w:hAnsi="Cambria"/>
+                <w:b w:val="0"/>
+                <w:i w:val="0"/>
                 <w:color w:val="000000"/>
                 <w:sz w:val="19"/>
               </w:rPr>
@@ -4762,9 +5326,14 @@
             </w:tcMar>
           </w:tcPr>
           <w:p>
+            <w:pPr>
+              <w:jc w:val="left"/>
+            </w:pPr>
             <w:r>
               <w:rPr>
                 <w:rFonts w:ascii="Cambria" w:hAnsi="Cambria"/>
+                <w:b w:val="0"/>
+                <w:i w:val="0"/>
                 <w:color w:val="000000"/>
                 <w:sz w:val="19"/>
               </w:rPr>
@@ -4784,9 +5353,14 @@
             </w:tcMar>
           </w:tcPr>
           <w:p>
+            <w:pPr>
+              <w:jc w:val="left"/>
+            </w:pPr>
             <w:r>
               <w:rPr>
                 <w:rFonts w:ascii="Cambria" w:hAnsi="Cambria"/>
+                <w:b w:val="0"/>
+                <w:i w:val="0"/>
                 <w:color w:val="000000"/>
                 <w:sz w:val="19"/>
               </w:rPr>
@@ -4810,9 +5384,14 @@
             </w:tcMar>
           </w:tcPr>
           <w:p>
+            <w:pPr>
+              <w:jc w:val="left"/>
+            </w:pPr>
             <w:r>
               <w:rPr>
                 <w:rFonts w:ascii="Cambria" w:hAnsi="Cambria"/>
+                <w:b w:val="0"/>
+                <w:i w:val="0"/>
                 <w:color w:val="000000"/>
                 <w:sz w:val="19"/>
               </w:rPr>
@@ -4831,9 +5410,14 @@
             </w:tcMar>
           </w:tcPr>
           <w:p>
+            <w:pPr>
+              <w:jc w:val="left"/>
+            </w:pPr>
             <w:r>
               <w:rPr>
                 <w:rFonts w:ascii="Cambria" w:hAnsi="Cambria"/>
+                <w:b w:val="0"/>
+                <w:i w:val="0"/>
                 <w:color w:val="000000"/>
                 <w:sz w:val="19"/>
               </w:rPr>
@@ -4852,9 +5436,14 @@
             </w:tcMar>
           </w:tcPr>
           <w:p>
+            <w:pPr>
+              <w:jc w:val="left"/>
+            </w:pPr>
             <w:r>
               <w:rPr>
                 <w:rFonts w:ascii="Cambria" w:hAnsi="Cambria"/>
+                <w:b w:val="0"/>
+                <w:i w:val="0"/>
                 <w:color w:val="000000"/>
                 <w:sz w:val="19"/>
               </w:rPr>
@@ -4873,9 +5462,14 @@
             </w:tcMar>
           </w:tcPr>
           <w:p>
+            <w:pPr>
+              <w:jc w:val="left"/>
+            </w:pPr>
             <w:r>
               <w:rPr>
                 <w:rFonts w:ascii="Cambria" w:hAnsi="Cambria"/>
+                <w:b w:val="0"/>
+                <w:i w:val="0"/>
                 <w:color w:val="000000"/>
                 <w:sz w:val="19"/>
               </w:rPr>
@@ -4894,9 +5488,14 @@
             </w:tcMar>
           </w:tcPr>
           <w:p>
+            <w:pPr>
+              <w:jc w:val="left"/>
+            </w:pPr>
             <w:r>
               <w:rPr>
                 <w:rFonts w:ascii="Cambria" w:hAnsi="Cambria"/>
+                <w:b w:val="0"/>
+                <w:i w:val="0"/>
                 <w:color w:val="000000"/>
                 <w:sz w:val="19"/>
               </w:rPr>
@@ -4915,9 +5514,14 @@
             </w:tcMar>
           </w:tcPr>
           <w:p>
+            <w:pPr>
+              <w:jc w:val="left"/>
+            </w:pPr>
             <w:r>
               <w:rPr>
                 <w:rFonts w:ascii="Cambria" w:hAnsi="Cambria"/>
+                <w:b w:val="0"/>
+                <w:i w:val="0"/>
                 <w:color w:val="000000"/>
                 <w:sz w:val="19"/>
               </w:rPr>
@@ -4965,12 +5569,12 @@
         <w:jc w:val="center"/>
         <w:tblLook w:firstColumn="1" w:firstRow="1" w:lastColumn="0" w:lastRow="0" w:noHBand="0" w:noVBand="1" w:val="04A0"/>
         <w:tblBorders>
-          <w:top w:val="single" w:sz="4" w:space="0" w:color="1f497d"/>
-          <w:left w:val="single" w:sz="4" w:space="0" w:color="1f497d"/>
-          <w:bottom w:val="single" w:sz="4" w:space="0" w:color="1f497d"/>
-          <w:right w:val="single" w:sz="4" w:space="0" w:color="1f497d"/>
-          <w:insideH w:val="single" w:sz="4" w:space="0" w:color="1f497d"/>
-          <w:insideV w:val="single" w:sz="4" w:space="0" w:color="1f497d"/>
+          <w:top w:val="single" w:sz="4" w:space="0" w:color="000000"/>
+          <w:left w:val="single" w:sz="4" w:space="0" w:color="000000"/>
+          <w:bottom w:val="single" w:sz="4" w:space="0" w:color="000000"/>
+          <w:right w:val="single" w:sz="4" w:space="0" w:color="000000"/>
+          <w:insideH w:val="single" w:sz="4" w:space="0" w:color="000000"/>
+          <w:insideV w:val="single" w:sz="4" w:space="0" w:color="000000"/>
         </w:tblBorders>
       </w:tblPr>
       <w:tblGrid>
@@ -5158,9 +5762,14 @@
             </w:tcMar>
           </w:tcPr>
           <w:p>
+            <w:pPr>
+              <w:jc w:val="left"/>
+            </w:pPr>
             <w:r>
               <w:rPr>
                 <w:rFonts w:ascii="Cambria" w:hAnsi="Cambria"/>
+                <w:b w:val="0"/>
+                <w:i w:val="0"/>
                 <w:color w:val="000000"/>
                 <w:sz w:val="19"/>
               </w:rPr>
@@ -5179,9 +5788,14 @@
             </w:tcMar>
           </w:tcPr>
           <w:p>
+            <w:pPr>
+              <w:jc w:val="left"/>
+            </w:pPr>
             <w:r>
               <w:rPr>
                 <w:rFonts w:ascii="Cambria" w:hAnsi="Cambria"/>
+                <w:b w:val="0"/>
+                <w:i w:val="0"/>
                 <w:color w:val="000000"/>
                 <w:sz w:val="19"/>
               </w:rPr>
@@ -5200,9 +5814,14 @@
             </w:tcMar>
           </w:tcPr>
           <w:p>
+            <w:pPr>
+              <w:jc w:val="left"/>
+            </w:pPr>
             <w:r>
               <w:rPr>
                 <w:rFonts w:ascii="Cambria" w:hAnsi="Cambria"/>
+                <w:b w:val="0"/>
+                <w:i w:val="0"/>
                 <w:color w:val="000000"/>
                 <w:sz w:val="19"/>
               </w:rPr>
@@ -5221,9 +5840,14 @@
             </w:tcMar>
           </w:tcPr>
           <w:p>
+            <w:pPr>
+              <w:jc w:val="left"/>
+            </w:pPr>
             <w:r>
               <w:rPr>
                 <w:rFonts w:ascii="Cambria" w:hAnsi="Cambria"/>
+                <w:b w:val="0"/>
+                <w:i w:val="0"/>
                 <w:color w:val="000000"/>
                 <w:sz w:val="19"/>
               </w:rPr>
@@ -5242,9 +5866,14 @@
             </w:tcMar>
           </w:tcPr>
           <w:p>
+            <w:pPr>
+              <w:jc w:val="left"/>
+            </w:pPr>
             <w:r>
               <w:rPr>
                 <w:rFonts w:ascii="Cambria" w:hAnsi="Cambria"/>
+                <w:b w:val="0"/>
+                <w:i w:val="0"/>
                 <w:color w:val="000000"/>
                 <w:sz w:val="19"/>
               </w:rPr>
@@ -5263,9 +5892,14 @@
             </w:tcMar>
           </w:tcPr>
           <w:p>
+            <w:pPr>
+              <w:jc w:val="left"/>
+            </w:pPr>
             <w:r>
               <w:rPr>
                 <w:rFonts w:ascii="Cambria" w:hAnsi="Cambria"/>
+                <w:b w:val="0"/>
+                <w:i w:val="0"/>
                 <w:color w:val="000000"/>
                 <w:sz w:val="19"/>
               </w:rPr>
@@ -5290,9 +5924,14 @@
             </w:tcMar>
           </w:tcPr>
           <w:p>
+            <w:pPr>
+              <w:jc w:val="left"/>
+            </w:pPr>
             <w:r>
               <w:rPr>
                 <w:rFonts w:ascii="Cambria" w:hAnsi="Cambria"/>
+                <w:b w:val="0"/>
+                <w:i w:val="0"/>
                 <w:color w:val="000000"/>
                 <w:sz w:val="19"/>
               </w:rPr>
@@ -5312,9 +5951,14 @@
             </w:tcMar>
           </w:tcPr>
           <w:p>
+            <w:pPr>
+              <w:jc w:val="left"/>
+            </w:pPr>
             <w:r>
               <w:rPr>
                 <w:rFonts w:ascii="Cambria" w:hAnsi="Cambria"/>
+                <w:b w:val="0"/>
+                <w:i w:val="0"/>
                 <w:color w:val="000000"/>
                 <w:sz w:val="19"/>
               </w:rPr>
@@ -5334,9 +5978,14 @@
             </w:tcMar>
           </w:tcPr>
           <w:p>
+            <w:pPr>
+              <w:jc w:val="left"/>
+            </w:pPr>
             <w:r>
               <w:rPr>
                 <w:rFonts w:ascii="Cambria" w:hAnsi="Cambria"/>
+                <w:b w:val="0"/>
+                <w:i w:val="0"/>
                 <w:color w:val="000000"/>
                 <w:sz w:val="19"/>
               </w:rPr>
@@ -5356,9 +6005,14 @@
             </w:tcMar>
           </w:tcPr>
           <w:p>
+            <w:pPr>
+              <w:jc w:val="left"/>
+            </w:pPr>
             <w:r>
               <w:rPr>
                 <w:rFonts w:ascii="Cambria" w:hAnsi="Cambria"/>
+                <w:b w:val="0"/>
+                <w:i w:val="0"/>
                 <w:color w:val="000000"/>
                 <w:sz w:val="19"/>
               </w:rPr>
@@ -5378,9 +6032,14 @@
             </w:tcMar>
           </w:tcPr>
           <w:p>
+            <w:pPr>
+              <w:jc w:val="left"/>
+            </w:pPr>
             <w:r>
               <w:rPr>
                 <w:rFonts w:ascii="Cambria" w:hAnsi="Cambria"/>
+                <w:b w:val="0"/>
+                <w:i w:val="0"/>
                 <w:color w:val="000000"/>
                 <w:sz w:val="19"/>
               </w:rPr>
@@ -5400,9 +6059,14 @@
             </w:tcMar>
           </w:tcPr>
           <w:p>
+            <w:pPr>
+              <w:jc w:val="left"/>
+            </w:pPr>
             <w:r>
               <w:rPr>
                 <w:rFonts w:ascii="Cambria" w:hAnsi="Cambria"/>
+                <w:b w:val="0"/>
+                <w:i w:val="0"/>
                 <w:color w:val="000000"/>
                 <w:sz w:val="19"/>
               </w:rPr>
@@ -5426,9 +6090,14 @@
             </w:tcMar>
           </w:tcPr>
           <w:p>
+            <w:pPr>
+              <w:jc w:val="left"/>
+            </w:pPr>
             <w:r>
               <w:rPr>
                 <w:rFonts w:ascii="Cambria" w:hAnsi="Cambria"/>
+                <w:b w:val="0"/>
+                <w:i w:val="0"/>
                 <w:color w:val="000000"/>
                 <w:sz w:val="19"/>
               </w:rPr>
@@ -5447,9 +6116,14 @@
             </w:tcMar>
           </w:tcPr>
           <w:p>
+            <w:pPr>
+              <w:jc w:val="left"/>
+            </w:pPr>
             <w:r>
               <w:rPr>
                 <w:rFonts w:ascii="Cambria" w:hAnsi="Cambria"/>
+                <w:b w:val="0"/>
+                <w:i w:val="0"/>
                 <w:color w:val="000000"/>
                 <w:sz w:val="19"/>
               </w:rPr>
@@ -5468,9 +6142,14 @@
             </w:tcMar>
           </w:tcPr>
           <w:p>
+            <w:pPr>
+              <w:jc w:val="left"/>
+            </w:pPr>
             <w:r>
               <w:rPr>
                 <w:rFonts w:ascii="Cambria" w:hAnsi="Cambria"/>
+                <w:b w:val="0"/>
+                <w:i w:val="0"/>
                 <w:color w:val="000000"/>
                 <w:sz w:val="19"/>
               </w:rPr>
@@ -5489,9 +6168,14 @@
             </w:tcMar>
           </w:tcPr>
           <w:p>
+            <w:pPr>
+              <w:jc w:val="left"/>
+            </w:pPr>
             <w:r>
               <w:rPr>
                 <w:rFonts w:ascii="Cambria" w:hAnsi="Cambria"/>
+                <w:b w:val="0"/>
+                <w:i w:val="0"/>
                 <w:color w:val="000000"/>
                 <w:sz w:val="19"/>
               </w:rPr>
@@ -5510,9 +6194,14 @@
             </w:tcMar>
           </w:tcPr>
           <w:p>
+            <w:pPr>
+              <w:jc w:val="left"/>
+            </w:pPr>
             <w:r>
               <w:rPr>
                 <w:rFonts w:ascii="Cambria" w:hAnsi="Cambria"/>
+                <w:b w:val="0"/>
+                <w:i w:val="0"/>
                 <w:color w:val="000000"/>
                 <w:sz w:val="19"/>
               </w:rPr>
@@ -5531,9 +6220,14 @@
             </w:tcMar>
           </w:tcPr>
           <w:p>
+            <w:pPr>
+              <w:jc w:val="left"/>
+            </w:pPr>
             <w:r>
               <w:rPr>
                 <w:rFonts w:ascii="Cambria" w:hAnsi="Cambria"/>
+                <w:b w:val="0"/>
+                <w:i w:val="0"/>
                 <w:color w:val="000000"/>
                 <w:sz w:val="19"/>
               </w:rPr>
@@ -5558,9 +6252,14 @@
             </w:tcMar>
           </w:tcPr>
           <w:p>
+            <w:pPr>
+              <w:jc w:val="left"/>
+            </w:pPr>
             <w:r>
               <w:rPr>
                 <w:rFonts w:ascii="Cambria" w:hAnsi="Cambria"/>
+                <w:b w:val="0"/>
+                <w:i w:val="0"/>
                 <w:color w:val="000000"/>
                 <w:sz w:val="19"/>
               </w:rPr>
@@ -5580,9 +6279,14 @@
             </w:tcMar>
           </w:tcPr>
           <w:p>
+            <w:pPr>
+              <w:jc w:val="left"/>
+            </w:pPr>
             <w:r>
               <w:rPr>
                 <w:rFonts w:ascii="Cambria" w:hAnsi="Cambria"/>
+                <w:b w:val="0"/>
+                <w:i w:val="0"/>
                 <w:color w:val="000000"/>
                 <w:sz w:val="19"/>
               </w:rPr>
@@ -5602,9 +6306,14 @@
             </w:tcMar>
           </w:tcPr>
           <w:p>
+            <w:pPr>
+              <w:jc w:val="left"/>
+            </w:pPr>
             <w:r>
               <w:rPr>
                 <w:rFonts w:ascii="Cambria" w:hAnsi="Cambria"/>
+                <w:b w:val="0"/>
+                <w:i w:val="0"/>
                 <w:color w:val="000000"/>
                 <w:sz w:val="19"/>
               </w:rPr>
@@ -5624,9 +6333,14 @@
             </w:tcMar>
           </w:tcPr>
           <w:p>
+            <w:pPr>
+              <w:jc w:val="left"/>
+            </w:pPr>
             <w:r>
               <w:rPr>
                 <w:rFonts w:ascii="Cambria" w:hAnsi="Cambria"/>
+                <w:b w:val="0"/>
+                <w:i w:val="0"/>
                 <w:color w:val="000000"/>
                 <w:sz w:val="19"/>
               </w:rPr>
@@ -5646,9 +6360,14 @@
             </w:tcMar>
           </w:tcPr>
           <w:p>
+            <w:pPr>
+              <w:jc w:val="left"/>
+            </w:pPr>
             <w:r>
               <w:rPr>
                 <w:rFonts w:ascii="Cambria" w:hAnsi="Cambria"/>
+                <w:b w:val="0"/>
+                <w:i w:val="0"/>
                 <w:color w:val="000000"/>
                 <w:sz w:val="19"/>
               </w:rPr>
@@ -5668,9 +6387,14 @@
             </w:tcMar>
           </w:tcPr>
           <w:p>
+            <w:pPr>
+              <w:jc w:val="left"/>
+            </w:pPr>
             <w:r>
               <w:rPr>
                 <w:rFonts w:ascii="Cambria" w:hAnsi="Cambria"/>
+                <w:b w:val="0"/>
+                <w:i w:val="0"/>
                 <w:color w:val="000000"/>
                 <w:sz w:val="19"/>
               </w:rPr>
@@ -5694,9 +6418,14 @@
             </w:tcMar>
           </w:tcPr>
           <w:p>
+            <w:pPr>
+              <w:jc w:val="left"/>
+            </w:pPr>
             <w:r>
               <w:rPr>
                 <w:rFonts w:ascii="Cambria" w:hAnsi="Cambria"/>
+                <w:b w:val="0"/>
+                <w:i w:val="0"/>
                 <w:color w:val="000000"/>
                 <w:sz w:val="19"/>
               </w:rPr>
@@ -5715,9 +6444,14 @@
             </w:tcMar>
           </w:tcPr>
           <w:p>
+            <w:pPr>
+              <w:jc w:val="left"/>
+            </w:pPr>
             <w:r>
               <w:rPr>
                 <w:rFonts w:ascii="Cambria" w:hAnsi="Cambria"/>
+                <w:b w:val="0"/>
+                <w:i w:val="0"/>
                 <w:color w:val="000000"/>
                 <w:sz w:val="19"/>
               </w:rPr>
@@ -5736,9 +6470,14 @@
             </w:tcMar>
           </w:tcPr>
           <w:p>
+            <w:pPr>
+              <w:jc w:val="left"/>
+            </w:pPr>
             <w:r>
               <w:rPr>
                 <w:rFonts w:ascii="Cambria" w:hAnsi="Cambria"/>
+                <w:b w:val="0"/>
+                <w:i w:val="0"/>
                 <w:color w:val="000000"/>
                 <w:sz w:val="19"/>
               </w:rPr>
@@ -5757,9 +6496,14 @@
             </w:tcMar>
           </w:tcPr>
           <w:p>
+            <w:pPr>
+              <w:jc w:val="left"/>
+            </w:pPr>
             <w:r>
               <w:rPr>
                 <w:rFonts w:ascii="Cambria" w:hAnsi="Cambria"/>
+                <w:b w:val="0"/>
+                <w:i w:val="0"/>
                 <w:color w:val="000000"/>
                 <w:sz w:val="19"/>
               </w:rPr>
@@ -5778,9 +6522,14 @@
             </w:tcMar>
           </w:tcPr>
           <w:p>
+            <w:pPr>
+              <w:jc w:val="left"/>
+            </w:pPr>
             <w:r>
               <w:rPr>
                 <w:rFonts w:ascii="Cambria" w:hAnsi="Cambria"/>
+                <w:b w:val="0"/>
+                <w:i w:val="0"/>
                 <w:color w:val="000000"/>
                 <w:sz w:val="19"/>
               </w:rPr>
@@ -5799,9 +6548,14 @@
             </w:tcMar>
           </w:tcPr>
           <w:p>
+            <w:pPr>
+              <w:jc w:val="left"/>
+            </w:pPr>
             <w:r>
               <w:rPr>
                 <w:rFonts w:ascii="Cambria" w:hAnsi="Cambria"/>
+                <w:b w:val="0"/>
+                <w:i w:val="0"/>
                 <w:color w:val="000000"/>
                 <w:sz w:val="19"/>
               </w:rPr>
@@ -5826,9 +6580,14 @@
             </w:tcMar>
           </w:tcPr>
           <w:p>
+            <w:pPr>
+              <w:jc w:val="left"/>
+            </w:pPr>
             <w:r>
               <w:rPr>
                 <w:rFonts w:ascii="Cambria" w:hAnsi="Cambria"/>
+                <w:b w:val="0"/>
+                <w:i w:val="0"/>
                 <w:color w:val="000000"/>
                 <w:sz w:val="19"/>
               </w:rPr>
@@ -5848,9 +6607,14 @@
             </w:tcMar>
           </w:tcPr>
           <w:p>
+            <w:pPr>
+              <w:jc w:val="left"/>
+            </w:pPr>
             <w:r>
               <w:rPr>
                 <w:rFonts w:ascii="Cambria" w:hAnsi="Cambria"/>
+                <w:b w:val="0"/>
+                <w:i w:val="0"/>
                 <w:color w:val="000000"/>
                 <w:sz w:val="19"/>
               </w:rPr>
@@ -5870,9 +6634,14 @@
             </w:tcMar>
           </w:tcPr>
           <w:p>
+            <w:pPr>
+              <w:jc w:val="left"/>
+            </w:pPr>
             <w:r>
               <w:rPr>
                 <w:rFonts w:ascii="Cambria" w:hAnsi="Cambria"/>
+                <w:b w:val="0"/>
+                <w:i w:val="0"/>
                 <w:color w:val="000000"/>
                 <w:sz w:val="19"/>
               </w:rPr>
@@ -5892,9 +6661,14 @@
             </w:tcMar>
           </w:tcPr>
           <w:p>
+            <w:pPr>
+              <w:jc w:val="left"/>
+            </w:pPr>
             <w:r>
               <w:rPr>
                 <w:rFonts w:ascii="Cambria" w:hAnsi="Cambria"/>
+                <w:b w:val="0"/>
+                <w:i w:val="0"/>
                 <w:color w:val="000000"/>
                 <w:sz w:val="19"/>
               </w:rPr>
@@ -5914,9 +6688,14 @@
             </w:tcMar>
           </w:tcPr>
           <w:p>
+            <w:pPr>
+              <w:jc w:val="left"/>
+            </w:pPr>
             <w:r>
               <w:rPr>
                 <w:rFonts w:ascii="Cambria" w:hAnsi="Cambria"/>
+                <w:b w:val="0"/>
+                <w:i w:val="0"/>
                 <w:color w:val="000000"/>
                 <w:sz w:val="19"/>
               </w:rPr>
@@ -5936,9 +6715,14 @@
             </w:tcMar>
           </w:tcPr>
           <w:p>
+            <w:pPr>
+              <w:jc w:val="left"/>
+            </w:pPr>
             <w:r>
               <w:rPr>
                 <w:rFonts w:ascii="Cambria" w:hAnsi="Cambria"/>
+                <w:b w:val="0"/>
+                <w:i w:val="0"/>
                 <w:color w:val="000000"/>
                 <w:sz w:val="19"/>
               </w:rPr>
@@ -5962,9 +6746,14 @@
             </w:tcMar>
           </w:tcPr>
           <w:p>
+            <w:pPr>
+              <w:jc w:val="left"/>
+            </w:pPr>
             <w:r>
               <w:rPr>
                 <w:rFonts w:ascii="Cambria" w:hAnsi="Cambria"/>
+                <w:b w:val="0"/>
+                <w:i w:val="0"/>
                 <w:color w:val="000000"/>
                 <w:sz w:val="19"/>
               </w:rPr>
@@ -5983,9 +6772,14 @@
             </w:tcMar>
           </w:tcPr>
           <w:p>
+            <w:pPr>
+              <w:jc w:val="left"/>
+            </w:pPr>
             <w:r>
               <w:rPr>
                 <w:rFonts w:ascii="Cambria" w:hAnsi="Cambria"/>
+                <w:b w:val="0"/>
+                <w:i w:val="0"/>
                 <w:color w:val="000000"/>
                 <w:sz w:val="19"/>
               </w:rPr>
@@ -6004,9 +6798,14 @@
             </w:tcMar>
           </w:tcPr>
           <w:p>
+            <w:pPr>
+              <w:jc w:val="left"/>
+            </w:pPr>
             <w:r>
               <w:rPr>
                 <w:rFonts w:ascii="Cambria" w:hAnsi="Cambria"/>
+                <w:b w:val="0"/>
+                <w:i w:val="0"/>
                 <w:color w:val="000000"/>
                 <w:sz w:val="19"/>
               </w:rPr>
@@ -6025,9 +6824,14 @@
             </w:tcMar>
           </w:tcPr>
           <w:p>
+            <w:pPr>
+              <w:jc w:val="left"/>
+            </w:pPr>
             <w:r>
               <w:rPr>
                 <w:rFonts w:ascii="Cambria" w:hAnsi="Cambria"/>
+                <w:b w:val="0"/>
+                <w:i w:val="0"/>
                 <w:color w:val="000000"/>
                 <w:sz w:val="19"/>
               </w:rPr>
@@ -6046,9 +6850,14 @@
             </w:tcMar>
           </w:tcPr>
           <w:p>
+            <w:pPr>
+              <w:jc w:val="left"/>
+            </w:pPr>
             <w:r>
               <w:rPr>
                 <w:rFonts w:ascii="Cambria" w:hAnsi="Cambria"/>
+                <w:b w:val="0"/>
+                <w:i w:val="0"/>
                 <w:color w:val="000000"/>
                 <w:sz w:val="19"/>
               </w:rPr>
@@ -6067,9 +6876,14 @@
             </w:tcMar>
           </w:tcPr>
           <w:p>
+            <w:pPr>
+              <w:jc w:val="left"/>
+            </w:pPr>
             <w:r>
               <w:rPr>
                 <w:rFonts w:ascii="Cambria" w:hAnsi="Cambria"/>
+                <w:b w:val="0"/>
+                <w:i w:val="0"/>
                 <w:color w:val="000000"/>
                 <w:sz w:val="19"/>
               </w:rPr>
@@ -6095,12 +6909,12 @@
         <w:jc w:val="center"/>
         <w:tblLook w:firstColumn="1" w:firstRow="1" w:lastColumn="0" w:lastRow="0" w:noHBand="0" w:noVBand="1" w:val="04A0"/>
         <w:tblBorders>
-          <w:top w:val="single" w:sz="2" w:space="0" w:color="cbd5e1"/>
-          <w:left w:val="single" w:sz="2" w:space="0" w:color="cbd5e1"/>
-          <w:bottom w:val="single" w:sz="2" w:space="0" w:color="cbd5e1"/>
-          <w:right w:val="single" w:sz="2" w:space="0" w:color="cbd5e1"/>
-          <w:insideH w:val="single" w:sz="2" w:space="0" w:color="cbd5e1"/>
-          <w:insideV w:val="single" w:sz="2" w:space="0" w:color="cbd5e1"/>
+          <w:top w:val="single" w:sz="2" w:space="0" w:color="000000"/>
+          <w:left w:val="single" w:sz="2" w:space="0" w:color="000000"/>
+          <w:bottom w:val="single" w:sz="2" w:space="0" w:color="000000"/>
+          <w:right w:val="single" w:sz="2" w:space="0" w:color="000000"/>
+          <w:insideH w:val="single" w:sz="2" w:space="0" w:color="000000"/>
+          <w:insideV w:val="single" w:sz="2" w:space="0" w:color="000000"/>
         </w:tblBorders>
       </w:tblPr>
       <w:tblGrid>
@@ -6218,7 +7032,7 @@
         <w:rPr>
           <w:rFonts w:ascii="Cambria" w:hAnsi="Cambria"/>
           <w:color w:val="000000"/>
-          <w:sz w:val="20"/>
+          <w:sz w:val="22"/>
         </w:rPr>
         <w:t>Brainseq Genomic Profiling Panel - Advance is advancing precision oncology research through the analysis of multiple relevant biomarkers in a single next-generation sequencing (NGS) test.</w:t>
       </w:r>
@@ -6232,7 +7046,7 @@
         <w:rPr>
           <w:rFonts w:ascii="Cambria" w:hAnsi="Cambria"/>
           <w:color w:val="000000"/>
-          <w:sz w:val="20"/>
+          <w:sz w:val="22"/>
         </w:rPr>
         <w:t>The Brainseq Genomic Profiling Panel – Advance assay analyses 89 unique genes ( 62 DNA + 27 RNA) for single gene and multiple gene biomarker insights, detects single gene biomarkers from all variant types including  SNVs, indels, CNVs, known and novel fusions, and splice variants , analyze complex multi-gene biomarkers for mutational signatures, microsatellite instability ( MSI ) for immunotherapy research, MGMT methylation  status &amp; FISH for  1p19q co-deletion .</w:t>
       </w:r>
@@ -6246,7 +7060,7 @@
         <w:rPr>
           <w:rFonts w:ascii="Cambria" w:hAnsi="Cambria"/>
           <w:color w:val="000000"/>
-          <w:sz w:val="20"/>
+          <w:sz w:val="22"/>
         </w:rPr>
         <w:t>The performance of the panel was verified using both commercially sourced reference controls and FFPE samples.</w:t>
       </w:r>
@@ -6260,7 +7074,7 @@
         <w:rPr>
           <w:rFonts w:ascii="Cambria" w:hAnsi="Cambria"/>
           <w:color w:val="000000"/>
-          <w:sz w:val="20"/>
+          <w:sz w:val="22"/>
         </w:rPr>
         <w:t>Test Methodology Extraction &amp; Library Preparation: DNA &amp; RNA extracted from FFPE tissue block sample is used for targeted gene capture using a custom designed hybrid capture panel. In process quality controls were determined for prepared library.</w:t>
       </w:r>
@@ -6281,12 +7095,12 @@
         <w:jc w:val="center"/>
         <w:tblLook w:firstColumn="1" w:firstRow="1" w:lastColumn="0" w:lastRow="0" w:noHBand="0" w:noVBand="1" w:val="04A0"/>
         <w:tblBorders>
-          <w:top w:val="single" w:sz="2" w:space="0" w:color="cbd5e1"/>
-          <w:left w:val="single" w:sz="2" w:space="0" w:color="cbd5e1"/>
-          <w:bottom w:val="single" w:sz="2" w:space="0" w:color="cbd5e1"/>
-          <w:right w:val="single" w:sz="2" w:space="0" w:color="cbd5e1"/>
-          <w:insideH w:val="single" w:sz="2" w:space="0" w:color="cbd5e1"/>
-          <w:insideV w:val="single" w:sz="2" w:space="0" w:color="cbd5e1"/>
+          <w:top w:val="single" w:sz="2" w:space="0" w:color="000000"/>
+          <w:left w:val="single" w:sz="2" w:space="0" w:color="000000"/>
+          <w:bottom w:val="single" w:sz="2" w:space="0" w:color="000000"/>
+          <w:right w:val="single" w:sz="2" w:space="0" w:color="000000"/>
+          <w:insideH w:val="single" w:sz="2" w:space="0" w:color="000000"/>
+          <w:insideV w:val="single" w:sz="2" w:space="0" w:color="000000"/>
         </w:tblBorders>
       </w:tblPr>
       <w:tblGrid>
@@ -6406,12 +7220,12 @@
         <w:jc w:val="center"/>
         <w:tblLook w:firstColumn="1" w:firstRow="1" w:lastColumn="0" w:lastRow="0" w:noHBand="0" w:noVBand="1" w:val="04A0"/>
         <w:tblBorders>
-          <w:top w:val="single" w:sz="2" w:space="0" w:color="cbd5e1"/>
-          <w:left w:val="single" w:sz="2" w:space="0" w:color="cbd5e1"/>
-          <w:bottom w:val="single" w:sz="2" w:space="0" w:color="cbd5e1"/>
-          <w:right w:val="single" w:sz="2" w:space="0" w:color="cbd5e1"/>
-          <w:insideH w:val="single" w:sz="2" w:space="0" w:color="cbd5e1"/>
-          <w:insideV w:val="single" w:sz="2" w:space="0" w:color="cbd5e1"/>
+          <w:top w:val="single" w:sz="2" w:space="0" w:color="000000"/>
+          <w:left w:val="single" w:sz="2" w:space="0" w:color="000000"/>
+          <w:bottom w:val="single" w:sz="2" w:space="0" w:color="000000"/>
+          <w:right w:val="single" w:sz="2" w:space="0" w:color="000000"/>
+          <w:insideH w:val="single" w:sz="2" w:space="0" w:color="000000"/>
+          <w:insideV w:val="single" w:sz="2" w:space="0" w:color="000000"/>
         </w:tblBorders>
       </w:tblPr>
       <w:tblGrid>
@@ -6512,7 +7326,7 @@
         <w:rPr>
           <w:rFonts w:ascii="Cambria" w:hAnsi="Cambria"/>
           <w:color w:val="000000"/>
-          <w:sz w:val="20"/>
+          <w:sz w:val="22"/>
         </w:rPr>
         <w:t>Limit of Detection (LOD): The LOD for SNVs and InDels is 5% Variant allele Frequency (VAF) and for Fusions is ≥10 supporting reads.</w:t>
       </w:r>
@@ -6529,7 +7343,7 @@
           <w:b/>
           <w:i w:val="0"/>
           <w:color w:val="1F497D"/>
-          <w:sz w:val="26"/>
+          <w:sz w:val="22"/>
         </w:rPr>
         <w:t>MLPA:</w:t>
       </w:r>
@@ -6543,7 +7357,7 @@
         <w:rPr>
           <w:rFonts w:ascii="Cambria" w:hAnsi="Cambria"/>
           <w:color w:val="000000"/>
-          <w:sz w:val="20"/>
+          <w:sz w:val="22"/>
         </w:rPr>
         <w:t>MGMT Methylation Analysis is based on the MS-MLPA technology (Methylation Specific Multiplex Ligation- dependent Probe Amplification) and employs the SALSA® MLPA® probe mixes available from MRC (Holland).</w:t>
       </w:r>
@@ -6560,7 +7374,7 @@
           <w:b/>
           <w:i w:val="0"/>
           <w:color w:val="1F497D"/>
-          <w:sz w:val="26"/>
+          <w:sz w:val="22"/>
         </w:rPr>
         <w:t>FISH :</w:t>
       </w:r>
@@ -6574,7 +7388,7 @@
         <w:rPr>
           <w:rFonts w:ascii="Cambria" w:hAnsi="Cambria"/>
           <w:color w:val="000000"/>
-          <w:sz w:val="20"/>
+          <w:sz w:val="22"/>
         </w:rPr>
         <w:t>1p36 and 19q13 – co-deletion By Fluorescence in situ Hybridization (FISH).</w:t>
       </w:r>
@@ -6588,7 +7402,7 @@
         <w:rPr>
           <w:rFonts w:ascii="Cambria" w:hAnsi="Cambria"/>
           <w:color w:val="000000"/>
-          <w:sz w:val="20"/>
+          <w:sz w:val="22"/>
         </w:rPr>
         <w:t>Healthcare 1p Dual color gene detection Probes Orange: 1p36, Green: 1q25.</w:t>
       </w:r>
@@ -6602,7 +7416,7 @@
         <w:rPr>
           <w:rFonts w:ascii="Cambria" w:hAnsi="Cambria"/>
           <w:color w:val="000000"/>
-          <w:sz w:val="20"/>
+          <w:sz w:val="22"/>
         </w:rPr>
         <w:t>Healthcare 19q Dual color gene detection Probes Orange: 19q13, Green: 19p13</w:t>
       </w:r>
@@ -6685,7 +7499,7 @@
         <w:rPr>
           <w:rFonts w:ascii="Cambria" w:hAnsi="Cambria"/>
           <w:color w:val="000000"/>
-          <w:sz w:val="20"/>
+          <w:sz w:val="22"/>
         </w:rPr>
         <w:t>Epigenetic silencing of the MGMT (O6‐methylguanine–DNA methyltransferase) DNA repair gene by promoter methylation compromises DNA repair mechanism and has been associated with better response to treatment and longer overall survival in glioma patients treated with alkylating agents.</w:t>
       </w:r>
@@ -6706,12 +7520,12 @@
         <w:jc w:val="center"/>
         <w:tblLook w:firstColumn="1" w:firstRow="1" w:lastColumn="0" w:lastRow="0" w:noHBand="0" w:noVBand="1" w:val="04A0"/>
         <w:tblBorders>
-          <w:top w:val="single" w:sz="2" w:space="0" w:color="cbd5e1"/>
-          <w:left w:val="single" w:sz="2" w:space="0" w:color="cbd5e1"/>
-          <w:bottom w:val="single" w:sz="2" w:space="0" w:color="cbd5e1"/>
-          <w:right w:val="single" w:sz="2" w:space="0" w:color="cbd5e1"/>
-          <w:insideH w:val="single" w:sz="2" w:space="0" w:color="cbd5e1"/>
-          <w:insideV w:val="single" w:sz="2" w:space="0" w:color="cbd5e1"/>
+          <w:top w:val="single" w:sz="2" w:space="0" w:color="000000"/>
+          <w:left w:val="single" w:sz="2" w:space="0" w:color="000000"/>
+          <w:bottom w:val="single" w:sz="2" w:space="0" w:color="000000"/>
+          <w:right w:val="single" w:sz="2" w:space="0" w:color="000000"/>
+          <w:insideH w:val="single" w:sz="2" w:space="0" w:color="000000"/>
+          <w:insideV w:val="single" w:sz="2" w:space="0" w:color="000000"/>
         </w:tblBorders>
       </w:tblPr>
       <w:tblGrid>
@@ -6812,7 +7626,7 @@
         <w:rPr>
           <w:rFonts w:ascii="Cambria" w:hAnsi="Cambria"/>
           <w:color w:val="000000"/>
-          <w:sz w:val="20"/>
+          <w:sz w:val="22"/>
         </w:rPr>
         <w:t>Clinical indications for MGMT promoter methylation testing include high grade glioma (anaplastic astrocytoma or glioblastoma) patient being considered for therapy with an alkylating agent, or glioma patient being considered for temozolomide therapy.</w:t>
       </w:r>
@@ -6843,7 +7657,7 @@
         <w:rPr>
           <w:rFonts w:ascii="Cambria" w:hAnsi="Cambria"/>
           <w:color w:val="000000"/>
-          <w:sz w:val="20"/>
+          <w:sz w:val="22"/>
         </w:rPr>
         <w:t>The presence of 1p/19q co-deletion predicts a better response to chemotherapy (such as temozolomide) and radiotherapy, which are standard treatments for oligodendrogliomas.</w:t>
       </w:r>
@@ -6857,7 +7671,7 @@
         <w:rPr>
           <w:rFonts w:ascii="Cambria" w:hAnsi="Cambria"/>
           <w:color w:val="000000"/>
-          <w:sz w:val="20"/>
+          <w:sz w:val="22"/>
         </w:rPr>
         <w:t>Patients with 1p/19q co-deletion generally have a better prognosis, meaning a longer survival and slower disease progression. The World Health Organization (WHO) classification of gliomas considers 1p/19q co- deletion status essential for a complete diagnosis of oligodendrogliomas.</w:t>
       </w:r>
@@ -6888,7 +7702,7 @@
         <w:rPr>
           <w:rFonts w:ascii="Cambria" w:hAnsi="Cambria"/>
           <w:color w:val="000000"/>
-          <w:sz w:val="20"/>
+          <w:sz w:val="22"/>
         </w:rPr>
         <w:t>Treatment decisions should not be based solely on the results of this test. Findings must be interpreted in the context of the patient’s complete clinical profile—including pathological, radiological, and family history—to guide diagnosis, prognosis, and therapeutic decisions.</w:t>
       </w:r>
@@ -6900,9 +7714,9 @@
       </w:pPr>
       <w:r>
         <w:rPr>
-          <w:rFonts w:ascii="Cambria" w:hAnsi="Cambria"/>
+          <w:rFonts w:ascii="Arial" w:hAnsi="Arial"/>
           <w:color w:val="000000"/>
-          <w:sz w:val="20"/>
+          <w:sz w:val="22"/>
         </w:rPr>
         <w:t>Therapy-related information in this report is derived from multiple sources including FDA-approved drug data, NCCN guidelines, peer-reviewed literature, standard clinical databases, and biomarker evidence strength. However, therapy options listed may not be suitable or beneficial for all patients. This report aims to provide a summary of potentially effective treatments, therapies that may pose increased risks, and those that may have limited benefit, based on genomic alterations identified. Prognostic and diagnostic biomarkers relevant to the disease context may also be reported. Page 10 of 15</w:t>
       </w:r>
@@ -6928,7 +7742,7 @@
         <w:rPr>
           <w:rFonts w:ascii="Cambria" w:hAnsi="Cambria"/>
           <w:color w:val="000000"/>
-          <w:sz w:val="20"/>
+          <w:sz w:val="22"/>
         </w:rPr>
         <w:t>Laboratory does not guarantee completeness, accuracy, or eligibility for trial enrollment. Physicians must verify eligibility criteria for specific trials independently.</w:t>
       </w:r>
@@ -6942,7 +7756,7 @@
         <w:rPr>
           <w:rFonts w:ascii="Cambria" w:hAnsi="Cambria"/>
           <w:color w:val="000000"/>
-          <w:sz w:val="20"/>
+          <w:sz w:val="22"/>
         </w:rPr>
         <w:t>Identification of a genomic alteration does not guarantee therapeutic efficacy or predict ineffectiveness. Final decisions on treatment should rest with the treating physician. The absence of reported therapeutic options does not imply ineffectiveness or lack of safety of any medication selected independently.</w:t>
       </w:r>
@@ -6956,7 +7770,7 @@
         <w:rPr>
           <w:rFonts w:ascii="Cambria" w:hAnsi="Cambria"/>
           <w:color w:val="000000"/>
-          <w:sz w:val="20"/>
+          <w:sz w:val="22"/>
         </w:rPr>
         <w:t>All variant classifications and related clinical information are based on the latest evidence from peer- reviewed publications, public clinical databases, and medical guidelines (e.g., NCCN, ASCO, AMP) available at the time of report generation. However, literature is continuously evolving, and classification may change with emerging evidence.</w:t>
       </w:r>
@@ -6970,7 +7784,7 @@
         <w:rPr>
           <w:rFonts w:ascii="Cambria" w:hAnsi="Cambria"/>
           <w:color w:val="000000"/>
-          <w:sz w:val="20"/>
+          <w:sz w:val="22"/>
         </w:rPr>
         <w:t>This test is performed on tumor tissue without a matched normal (e.g., blood) sample. Therefore, some variants may be of germline origin. While the assay is designed and validated for somatic variant detection, it does not differentiate between somatic and germline variants. If indicated, germline testing and genetic counselling are recommended.</w:t>
       </w:r>
@@ -6984,7 +7798,7 @@
         <w:rPr>
           <w:rFonts w:ascii="Cambria" w:hAnsi="Cambria"/>
           <w:color w:val="000000"/>
-          <w:sz w:val="20"/>
+          <w:sz w:val="22"/>
         </w:rPr>
         <w:t>FFPE-derived samples often pose challenges due to degradation. Poor-quality DNA or RNA may fail QC thresholds at various stages such as extraction, library preparation, or bioinformatics, and may result in assay failure or compromised results, such as low gene coverage or shallow variant depth. TMB score may be influenced by cytosine deamination artifacts (C&gt;T transitions), especially in poorly fixed tissues.</w:t>
       </w:r>
@@ -6998,7 +7812,7 @@
         <w:rPr>
           <w:rFonts w:ascii="Cambria" w:hAnsi="Cambria"/>
           <w:color w:val="000000"/>
-          <w:sz w:val="20"/>
+          <w:sz w:val="22"/>
         </w:rPr>
         <w:t>Variants with allele frequencies between 3–5% may be reported if they are of strong or potential clinical relevance, or if previously detected in the same patient. False positives or negatives below assay sensitivity cannot be ruled out.</w:t>
       </w:r>
@@ -7012,7 +7826,7 @@
         <w:rPr>
           <w:rFonts w:ascii="Cambria" w:hAnsi="Cambria"/>
           <w:color w:val="000000"/>
-          <w:sz w:val="20"/>
+          <w:sz w:val="22"/>
         </w:rPr>
         <w:t>CNVs/gene amplifications have &gt;80% detection sensitivity in this assay. Confirmation using orthogonal methods such as FISH/DDPCR is recommended when clinically indicated.</w:t>
       </w:r>
@@ -7026,7 +7840,7 @@
         <w:rPr>
           <w:rFonts w:ascii="Cambria" w:hAnsi="Cambria"/>
           <w:color w:val="000000"/>
-          <w:sz w:val="20"/>
+          <w:sz w:val="22"/>
         </w:rPr>
         <w:t>Variants in non-coding regions or deep intronic sequences are not assessed in this assay.</w:t>
       </w:r>
@@ -7039,7 +7853,7 @@
       </w:pPr>
       <w:r>
         <w:rPr>
-          <w:rFonts w:ascii="Cambria" w:hAnsi="Cambria"/>
+          <w:rFonts w:ascii="Arial" w:hAnsi="Arial"/>
           <w:b/>
           <w:i w:val="0"/>
           <w:color w:val="008080"/>
@@ -7076,12 +7890,12 @@
         <w:jc w:val="center"/>
         <w:tblLook w:firstColumn="1" w:firstRow="1" w:lastColumn="0" w:lastRow="0" w:noHBand="0" w:noVBand="1" w:val="04A0"/>
         <w:tblBorders>
-          <w:top w:val="single" w:sz="4" w:space="0" w:color="1f497d"/>
-          <w:left w:val="single" w:sz="4" w:space="0" w:color="1f497d"/>
-          <w:bottom w:val="single" w:sz="4" w:space="0" w:color="1f497d"/>
-          <w:right w:val="single" w:sz="4" w:space="0" w:color="1f497d"/>
-          <w:insideH w:val="single" w:sz="4" w:space="0" w:color="1f497d"/>
-          <w:insideV w:val="single" w:sz="4" w:space="0" w:color="1f497d"/>
+          <w:top w:val="single" w:sz="4" w:space="0" w:color="000000"/>
+          <w:left w:val="single" w:sz="4" w:space="0" w:color="000000"/>
+          <w:bottom w:val="single" w:sz="4" w:space="0" w:color="000000"/>
+          <w:right w:val="single" w:sz="4" w:space="0" w:color="000000"/>
+          <w:insideH w:val="single" w:sz="4" w:space="0" w:color="000000"/>
+          <w:insideV w:val="single" w:sz="4" w:space="0" w:color="000000"/>
         </w:tblBorders>
       </w:tblPr>
       <w:tblGrid>
@@ -7242,9 +8056,14 @@
             </w:tcMar>
           </w:tcPr>
           <w:p>
+            <w:pPr>
+              <w:jc w:val="left"/>
+            </w:pPr>
             <w:r>
               <w:rPr>
                 <w:rFonts w:ascii="Cambria" w:hAnsi="Cambria"/>
+                <w:b w:val="0"/>
+                <w:i w:val="0"/>
                 <w:color w:val="000000"/>
                 <w:sz w:val="19"/>
               </w:rPr>
@@ -7263,9 +8082,14 @@
             </w:tcMar>
           </w:tcPr>
           <w:p>
+            <w:pPr>
+              <w:jc w:val="left"/>
+            </w:pPr>
             <w:r>
               <w:rPr>
                 <w:rFonts w:ascii="Cambria" w:hAnsi="Cambria"/>
+                <w:b w:val="0"/>
+                <w:i w:val="0"/>
                 <w:color w:val="000000"/>
                 <w:sz w:val="19"/>
               </w:rPr>
@@ -7284,9 +8108,14 @@
             </w:tcMar>
           </w:tcPr>
           <w:p>
+            <w:pPr>
+              <w:jc w:val="left"/>
+            </w:pPr>
             <w:r>
               <w:rPr>
                 <w:rFonts w:ascii="Cambria" w:hAnsi="Cambria"/>
+                <w:b w:val="0"/>
+                <w:i w:val="0"/>
                 <w:color w:val="000000"/>
                 <w:sz w:val="19"/>
               </w:rPr>
@@ -7305,9 +8134,14 @@
             </w:tcMar>
           </w:tcPr>
           <w:p>
+            <w:pPr>
+              <w:jc w:val="left"/>
+            </w:pPr>
             <w:r>
               <w:rPr>
                 <w:rFonts w:ascii="Cambria" w:hAnsi="Cambria"/>
+                <w:b w:val="0"/>
+                <w:i w:val="0"/>
                 <w:color w:val="000000"/>
                 <w:sz w:val="19"/>
               </w:rPr>
@@ -7326,9 +8160,14 @@
             </w:tcMar>
           </w:tcPr>
           <w:p>
+            <w:pPr>
+              <w:jc w:val="left"/>
+            </w:pPr>
             <w:r>
               <w:rPr>
                 <w:rFonts w:ascii="Cambria" w:hAnsi="Cambria"/>
+                <w:b w:val="0"/>
+                <w:i w:val="0"/>
                 <w:color w:val="000000"/>
                 <w:sz w:val="19"/>
               </w:rPr>
@@ -7353,9 +8192,14 @@
             </w:tcMar>
           </w:tcPr>
           <w:p>
+            <w:pPr>
+              <w:jc w:val="left"/>
+            </w:pPr>
             <w:r>
               <w:rPr>
                 <w:rFonts w:ascii="Cambria" w:hAnsi="Cambria"/>
+                <w:b w:val="0"/>
+                <w:i w:val="0"/>
                 <w:color w:val="000000"/>
                 <w:sz w:val="19"/>
               </w:rPr>
@@ -7375,9 +8219,14 @@
             </w:tcMar>
           </w:tcPr>
           <w:p>
+            <w:pPr>
+              <w:jc w:val="left"/>
+            </w:pPr>
             <w:r>
               <w:rPr>
                 <w:rFonts w:ascii="Cambria" w:hAnsi="Cambria"/>
+                <w:b w:val="0"/>
+                <w:i w:val="0"/>
                 <w:color w:val="000000"/>
                 <w:sz w:val="19"/>
               </w:rPr>
@@ -7397,9 +8246,14 @@
             </w:tcMar>
           </w:tcPr>
           <w:p>
+            <w:pPr>
+              <w:jc w:val="left"/>
+            </w:pPr>
             <w:r>
               <w:rPr>
                 <w:rFonts w:ascii="Cambria" w:hAnsi="Cambria"/>
+                <w:b w:val="0"/>
+                <w:i w:val="0"/>
                 <w:color w:val="000000"/>
                 <w:sz w:val="19"/>
               </w:rPr>
@@ -7419,9 +8273,14 @@
             </w:tcMar>
           </w:tcPr>
           <w:p>
+            <w:pPr>
+              <w:jc w:val="left"/>
+            </w:pPr>
             <w:r>
               <w:rPr>
                 <w:rFonts w:ascii="Cambria" w:hAnsi="Cambria"/>
+                <w:b w:val="0"/>
+                <w:i w:val="0"/>
                 <w:color w:val="000000"/>
                 <w:sz w:val="19"/>
               </w:rPr>
@@ -7441,9 +8300,14 @@
             </w:tcMar>
           </w:tcPr>
           <w:p>
+            <w:pPr>
+              <w:jc w:val="left"/>
+            </w:pPr>
             <w:r>
               <w:rPr>
                 <w:rFonts w:ascii="Cambria" w:hAnsi="Cambria"/>
+                <w:b w:val="0"/>
+                <w:i w:val="0"/>
                 <w:color w:val="000000"/>
                 <w:sz w:val="19"/>
               </w:rPr>
@@ -7467,9 +8331,14 @@
             </w:tcMar>
           </w:tcPr>
           <w:p>
+            <w:pPr>
+              <w:jc w:val="left"/>
+            </w:pPr>
             <w:r>
               <w:rPr>
                 <w:rFonts w:ascii="Cambria" w:hAnsi="Cambria"/>
+                <w:b w:val="0"/>
+                <w:i w:val="0"/>
                 <w:color w:val="000000"/>
                 <w:sz w:val="19"/>
               </w:rPr>
@@ -7488,9 +8357,14 @@
             </w:tcMar>
           </w:tcPr>
           <w:p>
+            <w:pPr>
+              <w:jc w:val="left"/>
+            </w:pPr>
             <w:r>
               <w:rPr>
                 <w:rFonts w:ascii="Cambria" w:hAnsi="Cambria"/>
+                <w:b w:val="0"/>
+                <w:i w:val="0"/>
                 <w:color w:val="000000"/>
                 <w:sz w:val="19"/>
               </w:rPr>
@@ -7509,9 +8383,14 @@
             </w:tcMar>
           </w:tcPr>
           <w:p>
+            <w:pPr>
+              <w:jc w:val="left"/>
+            </w:pPr>
             <w:r>
               <w:rPr>
                 <w:rFonts w:ascii="Cambria" w:hAnsi="Cambria"/>
+                <w:b w:val="0"/>
+                <w:i w:val="0"/>
                 <w:color w:val="000000"/>
                 <w:sz w:val="19"/>
               </w:rPr>
@@ -7530,9 +8409,14 @@
             </w:tcMar>
           </w:tcPr>
           <w:p>
+            <w:pPr>
+              <w:jc w:val="left"/>
+            </w:pPr>
             <w:r>
               <w:rPr>
                 <w:rFonts w:ascii="Cambria" w:hAnsi="Cambria"/>
+                <w:b w:val="0"/>
+                <w:i w:val="0"/>
                 <w:color w:val="000000"/>
                 <w:sz w:val="19"/>
               </w:rPr>
@@ -7551,9 +8435,14 @@
             </w:tcMar>
           </w:tcPr>
           <w:p>
+            <w:pPr>
+              <w:jc w:val="left"/>
+            </w:pPr>
             <w:r>
               <w:rPr>
                 <w:rFonts w:ascii="Cambria" w:hAnsi="Cambria"/>
+                <w:b w:val="0"/>
+                <w:i w:val="0"/>
                 <w:color w:val="000000"/>
                 <w:sz w:val="19"/>
               </w:rPr>
@@ -7578,9 +8467,14 @@
             </w:tcMar>
           </w:tcPr>
           <w:p>
+            <w:pPr>
+              <w:jc w:val="left"/>
+            </w:pPr>
             <w:r>
               <w:rPr>
                 <w:rFonts w:ascii="Cambria" w:hAnsi="Cambria"/>
+                <w:b w:val="0"/>
+                <w:i w:val="0"/>
                 <w:color w:val="000000"/>
                 <w:sz w:val="19"/>
               </w:rPr>
@@ -7600,9 +8494,14 @@
             </w:tcMar>
           </w:tcPr>
           <w:p>
+            <w:pPr>
+              <w:jc w:val="left"/>
+            </w:pPr>
             <w:r>
               <w:rPr>
                 <w:rFonts w:ascii="Cambria" w:hAnsi="Cambria"/>
+                <w:b w:val="0"/>
+                <w:i w:val="0"/>
                 <w:color w:val="000000"/>
                 <w:sz w:val="19"/>
               </w:rPr>
@@ -7622,9 +8521,14 @@
             </w:tcMar>
           </w:tcPr>
           <w:p>
+            <w:pPr>
+              <w:jc w:val="left"/>
+            </w:pPr>
             <w:r>
               <w:rPr>
                 <w:rFonts w:ascii="Cambria" w:hAnsi="Cambria"/>
+                <w:b w:val="0"/>
+                <w:i w:val="0"/>
                 <w:color w:val="000000"/>
                 <w:sz w:val="19"/>
               </w:rPr>
@@ -7644,9 +8548,14 @@
             </w:tcMar>
           </w:tcPr>
           <w:p>
+            <w:pPr>
+              <w:jc w:val="left"/>
+            </w:pPr>
             <w:r>
               <w:rPr>
                 <w:rFonts w:ascii="Cambria" w:hAnsi="Cambria"/>
+                <w:b w:val="0"/>
+                <w:i w:val="0"/>
                 <w:color w:val="000000"/>
                 <w:sz w:val="19"/>
               </w:rPr>
@@ -7666,9 +8575,14 @@
             </w:tcMar>
           </w:tcPr>
           <w:p>
+            <w:pPr>
+              <w:jc w:val="left"/>
+            </w:pPr>
             <w:r>
               <w:rPr>
                 <w:rFonts w:ascii="Cambria" w:hAnsi="Cambria"/>
+                <w:b w:val="0"/>
+                <w:i w:val="0"/>
                 <w:color w:val="000000"/>
                 <w:sz w:val="19"/>
               </w:rPr>
@@ -7692,9 +8606,14 @@
             </w:tcMar>
           </w:tcPr>
           <w:p>
+            <w:pPr>
+              <w:jc w:val="left"/>
+            </w:pPr>
             <w:r>
               <w:rPr>
                 <w:rFonts w:ascii="Cambria" w:hAnsi="Cambria"/>
+                <w:b w:val="0"/>
+                <w:i w:val="0"/>
                 <w:color w:val="000000"/>
                 <w:sz w:val="19"/>
               </w:rPr>
@@ -7713,9 +8632,14 @@
             </w:tcMar>
           </w:tcPr>
           <w:p>
+            <w:pPr>
+              <w:jc w:val="left"/>
+            </w:pPr>
             <w:r>
               <w:rPr>
                 <w:rFonts w:ascii="Cambria" w:hAnsi="Cambria"/>
+                <w:b w:val="0"/>
+                <w:i w:val="0"/>
                 <w:color w:val="000000"/>
                 <w:sz w:val="19"/>
               </w:rPr>
@@ -7734,9 +8658,14 @@
             </w:tcMar>
           </w:tcPr>
           <w:p>
+            <w:pPr>
+              <w:jc w:val="left"/>
+            </w:pPr>
             <w:r>
               <w:rPr>
                 <w:rFonts w:ascii="Cambria" w:hAnsi="Cambria"/>
+                <w:b w:val="0"/>
+                <w:i w:val="0"/>
                 <w:color w:val="000000"/>
                 <w:sz w:val="19"/>
               </w:rPr>
@@ -7755,9 +8684,14 @@
             </w:tcMar>
           </w:tcPr>
           <w:p>
+            <w:pPr>
+              <w:jc w:val="left"/>
+            </w:pPr>
             <w:r>
               <w:rPr>
                 <w:rFonts w:ascii="Cambria" w:hAnsi="Cambria"/>
+                <w:b w:val="0"/>
+                <w:i w:val="0"/>
                 <w:color w:val="000000"/>
                 <w:sz w:val="19"/>
               </w:rPr>
@@ -7776,9 +8710,14 @@
             </w:tcMar>
           </w:tcPr>
           <w:p>
+            <w:pPr>
+              <w:jc w:val="left"/>
+            </w:pPr>
             <w:r>
               <w:rPr>
                 <w:rFonts w:ascii="Cambria" w:hAnsi="Cambria"/>
+                <w:b w:val="0"/>
+                <w:i w:val="0"/>
                 <w:color w:val="000000"/>
                 <w:sz w:val="19"/>
               </w:rPr>
@@ -7803,9 +8742,14 @@
             </w:tcMar>
           </w:tcPr>
           <w:p>
+            <w:pPr>
+              <w:jc w:val="left"/>
+            </w:pPr>
             <w:r>
               <w:rPr>
                 <w:rFonts w:ascii="Cambria" w:hAnsi="Cambria"/>
+                <w:b w:val="0"/>
+                <w:i w:val="0"/>
                 <w:color w:val="000000"/>
                 <w:sz w:val="19"/>
               </w:rPr>
@@ -7825,9 +8769,14 @@
             </w:tcMar>
           </w:tcPr>
           <w:p>
+            <w:pPr>
+              <w:jc w:val="left"/>
+            </w:pPr>
             <w:r>
               <w:rPr>
                 <w:rFonts w:ascii="Cambria" w:hAnsi="Cambria"/>
+                <w:b w:val="0"/>
+                <w:i w:val="0"/>
                 <w:color w:val="000000"/>
                 <w:sz w:val="19"/>
               </w:rPr>
@@ -7847,9 +8796,14 @@
             </w:tcMar>
           </w:tcPr>
           <w:p>
+            <w:pPr>
+              <w:jc w:val="left"/>
+            </w:pPr>
             <w:r>
               <w:rPr>
                 <w:rFonts w:ascii="Cambria" w:hAnsi="Cambria"/>
+                <w:b w:val="0"/>
+                <w:i w:val="0"/>
                 <w:color w:val="000000"/>
                 <w:sz w:val="19"/>
               </w:rPr>
@@ -7869,9 +8823,14 @@
             </w:tcMar>
           </w:tcPr>
           <w:p>
+            <w:pPr>
+              <w:jc w:val="left"/>
+            </w:pPr>
             <w:r>
               <w:rPr>
                 <w:rFonts w:ascii="Cambria" w:hAnsi="Cambria"/>
+                <w:b w:val="0"/>
+                <w:i w:val="0"/>
                 <w:color w:val="000000"/>
                 <w:sz w:val="19"/>
               </w:rPr>
@@ -7891,9 +8850,14 @@
             </w:tcMar>
           </w:tcPr>
           <w:p>
+            <w:pPr>
+              <w:jc w:val="left"/>
+            </w:pPr>
             <w:r>
               <w:rPr>
                 <w:rFonts w:ascii="Cambria" w:hAnsi="Cambria"/>
+                <w:b w:val="0"/>
+                <w:i w:val="0"/>
                 <w:color w:val="000000"/>
                 <w:sz w:val="19"/>
               </w:rPr>
@@ -7917,9 +8881,14 @@
             </w:tcMar>
           </w:tcPr>
           <w:p>
+            <w:pPr>
+              <w:jc w:val="left"/>
+            </w:pPr>
             <w:r>
               <w:rPr>
                 <w:rFonts w:ascii="Cambria" w:hAnsi="Cambria"/>
+                <w:b w:val="0"/>
+                <w:i w:val="0"/>
                 <w:color w:val="000000"/>
                 <w:sz w:val="19"/>
               </w:rPr>
@@ -7938,9 +8907,14 @@
             </w:tcMar>
           </w:tcPr>
           <w:p>
+            <w:pPr>
+              <w:jc w:val="left"/>
+            </w:pPr>
             <w:r>
               <w:rPr>
                 <w:rFonts w:ascii="Cambria" w:hAnsi="Cambria"/>
+                <w:b w:val="0"/>
+                <w:i w:val="0"/>
                 <w:color w:val="000000"/>
                 <w:sz w:val="19"/>
               </w:rPr>
@@ -7959,9 +8933,14 @@
             </w:tcMar>
           </w:tcPr>
           <w:p>
+            <w:pPr>
+              <w:jc w:val="left"/>
+            </w:pPr>
             <w:r>
               <w:rPr>
                 <w:rFonts w:ascii="Cambria" w:hAnsi="Cambria"/>
+                <w:b w:val="0"/>
+                <w:i w:val="0"/>
                 <w:color w:val="000000"/>
                 <w:sz w:val="19"/>
               </w:rPr>
@@ -7980,9 +8959,14 @@
             </w:tcMar>
           </w:tcPr>
           <w:p>
+            <w:pPr>
+              <w:jc w:val="left"/>
+            </w:pPr>
             <w:r>
               <w:rPr>
                 <w:rFonts w:ascii="Cambria" w:hAnsi="Cambria"/>
+                <w:b w:val="0"/>
+                <w:i w:val="0"/>
                 <w:color w:val="000000"/>
                 <w:sz w:val="19"/>
               </w:rPr>
@@ -8001,9 +8985,14 @@
             </w:tcMar>
           </w:tcPr>
           <w:p>
+            <w:pPr>
+              <w:jc w:val="left"/>
+            </w:pPr>
             <w:r>
               <w:rPr>
                 <w:rFonts w:ascii="Cambria" w:hAnsi="Cambria"/>
+                <w:b w:val="0"/>
+                <w:i w:val="0"/>
                 <w:color w:val="000000"/>
                 <w:sz w:val="19"/>
               </w:rPr>
@@ -8028,9 +9017,14 @@
             </w:tcMar>
           </w:tcPr>
           <w:p>
+            <w:pPr>
+              <w:jc w:val="left"/>
+            </w:pPr>
             <w:r>
               <w:rPr>
                 <w:rFonts w:ascii="Cambria" w:hAnsi="Cambria"/>
+                <w:b w:val="0"/>
+                <w:i w:val="0"/>
                 <w:color w:val="000000"/>
                 <w:sz w:val="19"/>
               </w:rPr>
@@ -8050,9 +9044,14 @@
             </w:tcMar>
           </w:tcPr>
           <w:p>
+            <w:pPr>
+              <w:jc w:val="left"/>
+            </w:pPr>
             <w:r>
               <w:rPr>
                 <w:rFonts w:ascii="Cambria" w:hAnsi="Cambria"/>
+                <w:b w:val="0"/>
+                <w:i w:val="0"/>
                 <w:color w:val="000000"/>
                 <w:sz w:val="19"/>
               </w:rPr>
@@ -8072,9 +9071,14 @@
             </w:tcMar>
           </w:tcPr>
           <w:p>
+            <w:pPr>
+              <w:jc w:val="left"/>
+            </w:pPr>
             <w:r>
               <w:rPr>
                 <w:rFonts w:ascii="Cambria" w:hAnsi="Cambria"/>
+                <w:b w:val="0"/>
+                <w:i w:val="0"/>
                 <w:color w:val="000000"/>
                 <w:sz w:val="19"/>
               </w:rPr>
@@ -8094,9 +9098,14 @@
             </w:tcMar>
           </w:tcPr>
           <w:p>
+            <w:pPr>
+              <w:jc w:val="left"/>
+            </w:pPr>
             <w:r>
               <w:rPr>
                 <w:rFonts w:ascii="Cambria" w:hAnsi="Cambria"/>
+                <w:b w:val="0"/>
+                <w:i w:val="0"/>
                 <w:color w:val="000000"/>
                 <w:sz w:val="19"/>
               </w:rPr>
@@ -8116,9 +9125,14 @@
             </w:tcMar>
           </w:tcPr>
           <w:p>
+            <w:pPr>
+              <w:jc w:val="left"/>
+            </w:pPr>
             <w:r>
               <w:rPr>
                 <w:rFonts w:ascii="Cambria" w:hAnsi="Cambria"/>
+                <w:b w:val="0"/>
+                <w:i w:val="0"/>
                 <w:color w:val="000000"/>
                 <w:sz w:val="19"/>
               </w:rPr>
@@ -8142,9 +9156,14 @@
             </w:tcMar>
           </w:tcPr>
           <w:p>
+            <w:pPr>
+              <w:jc w:val="left"/>
+            </w:pPr>
             <w:r>
               <w:rPr>
                 <w:rFonts w:ascii="Cambria" w:hAnsi="Cambria"/>
+                <w:b w:val="0"/>
+                <w:i w:val="0"/>
                 <w:color w:val="000000"/>
                 <w:sz w:val="19"/>
               </w:rPr>
@@ -8163,9 +9182,14 @@
             </w:tcMar>
           </w:tcPr>
           <w:p>
+            <w:pPr>
+              <w:jc w:val="left"/>
+            </w:pPr>
             <w:r>
               <w:rPr>
                 <w:rFonts w:ascii="Cambria" w:hAnsi="Cambria"/>
+                <w:b w:val="0"/>
+                <w:i w:val="0"/>
                 <w:color w:val="000000"/>
                 <w:sz w:val="19"/>
               </w:rPr>
@@ -8184,9 +9208,14 @@
             </w:tcMar>
           </w:tcPr>
           <w:p>
+            <w:pPr>
+              <w:jc w:val="left"/>
+            </w:pPr>
             <w:r>
               <w:rPr>
                 <w:rFonts w:ascii="Cambria" w:hAnsi="Cambria"/>
+                <w:b w:val="0"/>
+                <w:i w:val="0"/>
                 <w:color w:val="000000"/>
                 <w:sz w:val="19"/>
               </w:rPr>
@@ -8205,9 +9234,14 @@
             </w:tcMar>
           </w:tcPr>
           <w:p>
+            <w:pPr>
+              <w:jc w:val="left"/>
+            </w:pPr>
             <w:r>
               <w:rPr>
                 <w:rFonts w:ascii="Cambria" w:hAnsi="Cambria"/>
+                <w:b w:val="0"/>
+                <w:i w:val="0"/>
                 <w:color w:val="000000"/>
                 <w:sz w:val="19"/>
               </w:rPr>
@@ -8226,9 +9260,14 @@
             </w:tcMar>
           </w:tcPr>
           <w:p>
+            <w:pPr>
+              <w:jc w:val="left"/>
+            </w:pPr>
             <w:r>
               <w:rPr>
                 <w:rFonts w:ascii="Cambria" w:hAnsi="Cambria"/>
+                <w:b w:val="0"/>
+                <w:i w:val="0"/>
                 <w:color w:val="000000"/>
                 <w:sz w:val="19"/>
               </w:rPr>
@@ -8253,9 +9292,14 @@
             </w:tcMar>
           </w:tcPr>
           <w:p>
+            <w:pPr>
+              <w:jc w:val="left"/>
+            </w:pPr>
             <w:r>
               <w:rPr>
                 <w:rFonts w:ascii="Cambria" w:hAnsi="Cambria"/>
+                <w:b w:val="0"/>
+                <w:i w:val="0"/>
                 <w:color w:val="000000"/>
                 <w:sz w:val="19"/>
               </w:rPr>
@@ -8275,9 +9319,14 @@
             </w:tcMar>
           </w:tcPr>
           <w:p>
+            <w:pPr>
+              <w:jc w:val="left"/>
+            </w:pPr>
             <w:r>
               <w:rPr>
                 <w:rFonts w:ascii="Cambria" w:hAnsi="Cambria"/>
+                <w:b w:val="0"/>
+                <w:i w:val="0"/>
                 <w:color w:val="000000"/>
                 <w:sz w:val="19"/>
               </w:rPr>
@@ -8297,9 +9346,14 @@
             </w:tcMar>
           </w:tcPr>
           <w:p>
+            <w:pPr>
+              <w:jc w:val="left"/>
+            </w:pPr>
             <w:r>
               <w:rPr>
                 <w:rFonts w:ascii="Cambria" w:hAnsi="Cambria"/>
+                <w:b w:val="0"/>
+                <w:i w:val="0"/>
                 <w:color w:val="000000"/>
                 <w:sz w:val="19"/>
               </w:rPr>
@@ -8319,9 +9373,14 @@
             </w:tcMar>
           </w:tcPr>
           <w:p>
+            <w:pPr>
+              <w:jc w:val="left"/>
+            </w:pPr>
             <w:r>
               <w:rPr>
                 <w:rFonts w:ascii="Cambria" w:hAnsi="Cambria"/>
+                <w:b w:val="0"/>
+                <w:i w:val="0"/>
                 <w:color w:val="000000"/>
                 <w:sz w:val="19"/>
               </w:rPr>
@@ -8341,9 +9400,14 @@
             </w:tcMar>
           </w:tcPr>
           <w:p>
+            <w:pPr>
+              <w:jc w:val="left"/>
+            </w:pPr>
             <w:r>
               <w:rPr>
                 <w:rFonts w:ascii="Cambria" w:hAnsi="Cambria"/>
+                <w:b w:val="0"/>
+                <w:i w:val="0"/>
                 <w:color w:val="000000"/>
                 <w:sz w:val="19"/>
               </w:rPr>
@@ -8367,9 +9431,14 @@
             </w:tcMar>
           </w:tcPr>
           <w:p>
+            <w:pPr>
+              <w:jc w:val="left"/>
+            </w:pPr>
             <w:r>
               <w:rPr>
                 <w:rFonts w:ascii="Cambria" w:hAnsi="Cambria"/>
+                <w:b w:val="0"/>
+                <w:i w:val="0"/>
                 <w:color w:val="000000"/>
                 <w:sz w:val="19"/>
               </w:rPr>
@@ -8388,9 +9457,14 @@
             </w:tcMar>
           </w:tcPr>
           <w:p>
+            <w:pPr>
+              <w:jc w:val="left"/>
+            </w:pPr>
             <w:r>
               <w:rPr>
                 <w:rFonts w:ascii="Cambria" w:hAnsi="Cambria"/>
+                <w:b w:val="0"/>
+                <w:i w:val="0"/>
                 <w:color w:val="000000"/>
                 <w:sz w:val="19"/>
               </w:rPr>
@@ -8409,9 +9483,14 @@
             </w:tcMar>
           </w:tcPr>
           <w:p>
+            <w:pPr>
+              <w:jc w:val="left"/>
+            </w:pPr>
             <w:r>
               <w:rPr>
                 <w:rFonts w:ascii="Cambria" w:hAnsi="Cambria"/>
+                <w:b w:val="0"/>
+                <w:i w:val="0"/>
                 <w:color w:val="000000"/>
                 <w:sz w:val="19"/>
               </w:rPr>
@@ -8430,9 +9509,14 @@
             </w:tcMar>
           </w:tcPr>
           <w:p>
+            <w:pPr>
+              <w:jc w:val="left"/>
+            </w:pPr>
             <w:r>
               <w:rPr>
                 <w:rFonts w:ascii="Cambria" w:hAnsi="Cambria"/>
+                <w:b w:val="0"/>
+                <w:i w:val="0"/>
                 <w:color w:val="000000"/>
                 <w:sz w:val="19"/>
               </w:rPr>
@@ -8451,9 +9535,14 @@
             </w:tcMar>
           </w:tcPr>
           <w:p>
+            <w:pPr>
+              <w:jc w:val="left"/>
+            </w:pPr>
             <w:r>
               <w:rPr>
                 <w:rFonts w:ascii="Cambria" w:hAnsi="Cambria"/>
+                <w:b w:val="0"/>
+                <w:i w:val="0"/>
                 <w:color w:val="000000"/>
                 <w:sz w:val="19"/>
               </w:rPr>
@@ -8478,9 +9567,14 @@
             </w:tcMar>
           </w:tcPr>
           <w:p>
+            <w:pPr>
+              <w:jc w:val="left"/>
+            </w:pPr>
             <w:r>
               <w:rPr>
                 <w:rFonts w:ascii="Cambria" w:hAnsi="Cambria"/>
+                <w:b w:val="0"/>
+                <w:i w:val="0"/>
                 <w:color w:val="000000"/>
                 <w:sz w:val="19"/>
               </w:rPr>
@@ -8500,9 +9594,14 @@
             </w:tcMar>
           </w:tcPr>
           <w:p>
+            <w:pPr>
+              <w:jc w:val="left"/>
+            </w:pPr>
             <w:r>
               <w:rPr>
                 <w:rFonts w:ascii="Cambria" w:hAnsi="Cambria"/>
+                <w:b w:val="0"/>
+                <w:i w:val="0"/>
                 <w:color w:val="000000"/>
                 <w:sz w:val="19"/>
               </w:rPr>
@@ -8522,9 +9621,14 @@
             </w:tcMar>
           </w:tcPr>
           <w:p>
+            <w:pPr>
+              <w:jc w:val="left"/>
+            </w:pPr>
             <w:r>
               <w:rPr>
                 <w:rFonts w:ascii="Cambria" w:hAnsi="Cambria"/>
+                <w:b w:val="0"/>
+                <w:i w:val="0"/>
                 <w:color w:val="000000"/>
                 <w:sz w:val="19"/>
               </w:rPr>
@@ -8544,9 +9648,14 @@
             </w:tcMar>
           </w:tcPr>
           <w:p>
+            <w:pPr>
+              <w:jc w:val="left"/>
+            </w:pPr>
             <w:r>
               <w:rPr>
                 <w:rFonts w:ascii="Cambria" w:hAnsi="Cambria"/>
+                <w:b w:val="0"/>
+                <w:i w:val="0"/>
                 <w:color w:val="000000"/>
                 <w:sz w:val="19"/>
               </w:rPr>
@@ -8566,9 +9675,14 @@
             </w:tcMar>
           </w:tcPr>
           <w:p>
+            <w:pPr>
+              <w:jc w:val="left"/>
+            </w:pPr>
             <w:r>
               <w:rPr>
                 <w:rFonts w:ascii="Cambria" w:hAnsi="Cambria"/>
+                <w:b w:val="0"/>
+                <w:i w:val="0"/>
                 <w:color w:val="000000"/>
                 <w:sz w:val="19"/>
               </w:rPr>
@@ -8592,9 +9706,14 @@
             </w:tcMar>
           </w:tcPr>
           <w:p>
+            <w:pPr>
+              <w:jc w:val="left"/>
+            </w:pPr>
             <w:r>
               <w:rPr>
                 <w:rFonts w:ascii="Cambria" w:hAnsi="Cambria"/>
+                <w:b w:val="0"/>
+                <w:i w:val="0"/>
                 <w:color w:val="000000"/>
                 <w:sz w:val="19"/>
               </w:rPr>
@@ -8613,9 +9732,14 @@
             </w:tcMar>
           </w:tcPr>
           <w:p>
+            <w:pPr>
+              <w:jc w:val="left"/>
+            </w:pPr>
             <w:r>
               <w:rPr>
                 <w:rFonts w:ascii="Cambria" w:hAnsi="Cambria"/>
+                <w:b w:val="0"/>
+                <w:i w:val="0"/>
                 <w:color w:val="000000"/>
                 <w:sz w:val="19"/>
               </w:rPr>
@@ -8634,9 +9758,14 @@
             </w:tcMar>
           </w:tcPr>
           <w:p>
+            <w:pPr>
+              <w:jc w:val="left"/>
+            </w:pPr>
             <w:r>
               <w:rPr>
                 <w:rFonts w:ascii="Cambria" w:hAnsi="Cambria"/>
+                <w:b w:val="0"/>
+                <w:i w:val="0"/>
                 <w:color w:val="000000"/>
                 <w:sz w:val="19"/>
               </w:rPr>
@@ -8654,9 +9783,14 @@
             </w:tcMar>
           </w:tcPr>
           <w:p>
+            <w:pPr>
+              <w:jc w:val="left"/>
+            </w:pPr>
             <w:r>
               <w:rPr>
                 <w:rFonts w:ascii="Cambria" w:hAnsi="Cambria"/>
+                <w:b w:val="0"/>
+                <w:i w:val="0"/>
                 <w:color w:val="000000"/>
                 <w:sz w:val="19"/>
               </w:rPr>
@@ -8674,9 +9808,14 @@
             </w:tcMar>
           </w:tcPr>
           <w:p>
+            <w:pPr>
+              <w:jc w:val="left"/>
+            </w:pPr>
             <w:r>
               <w:rPr>
                 <w:rFonts w:ascii="Cambria" w:hAnsi="Cambria"/>
+                <w:b w:val="0"/>
+                <w:i w:val="0"/>
                 <w:color w:val="000000"/>
                 <w:sz w:val="19"/>
               </w:rPr>
@@ -8711,12 +9850,12 @@
         <w:jc w:val="center"/>
         <w:tblLook w:firstColumn="1" w:firstRow="1" w:lastColumn="0" w:lastRow="0" w:noHBand="0" w:noVBand="1" w:val="04A0"/>
         <w:tblBorders>
-          <w:top w:val="single" w:sz="4" w:space="0" w:color="1f497d"/>
-          <w:left w:val="single" w:sz="4" w:space="0" w:color="1f497d"/>
-          <w:bottom w:val="single" w:sz="4" w:space="0" w:color="1f497d"/>
-          <w:right w:val="single" w:sz="4" w:space="0" w:color="1f497d"/>
-          <w:insideH w:val="single" w:sz="4" w:space="0" w:color="1f497d"/>
-          <w:insideV w:val="single" w:sz="4" w:space="0" w:color="1f497d"/>
+          <w:top w:val="single" w:sz="4" w:space="0" w:color="000000"/>
+          <w:left w:val="single" w:sz="4" w:space="0" w:color="000000"/>
+          <w:bottom w:val="single" w:sz="4" w:space="0" w:color="000000"/>
+          <w:right w:val="single" w:sz="4" w:space="0" w:color="000000"/>
+          <w:insideH w:val="single" w:sz="4" w:space="0" w:color="000000"/>
+          <w:insideV w:val="single" w:sz="4" w:space="0" w:color="000000"/>
         </w:tblBorders>
       </w:tblPr>
       <w:tblGrid>
@@ -8877,9 +10016,14 @@
             </w:tcMar>
           </w:tcPr>
           <w:p>
+            <w:pPr>
+              <w:jc w:val="left"/>
+            </w:pPr>
             <w:r>
               <w:rPr>
                 <w:rFonts w:ascii="Cambria" w:hAnsi="Cambria"/>
+                <w:b w:val="0"/>
+                <w:i w:val="0"/>
                 <w:color w:val="000000"/>
                 <w:sz w:val="19"/>
               </w:rPr>
@@ -8898,9 +10042,14 @@
             </w:tcMar>
           </w:tcPr>
           <w:p>
+            <w:pPr>
+              <w:jc w:val="left"/>
+            </w:pPr>
             <w:r>
               <w:rPr>
                 <w:rFonts w:ascii="Cambria" w:hAnsi="Cambria"/>
+                <w:b w:val="0"/>
+                <w:i w:val="0"/>
                 <w:color w:val="000000"/>
                 <w:sz w:val="19"/>
               </w:rPr>
@@ -8919,9 +10068,14 @@
             </w:tcMar>
           </w:tcPr>
           <w:p>
+            <w:pPr>
+              <w:jc w:val="left"/>
+            </w:pPr>
             <w:r>
               <w:rPr>
                 <w:rFonts w:ascii="Cambria" w:hAnsi="Cambria"/>
+                <w:b w:val="0"/>
+                <w:i w:val="0"/>
                 <w:color w:val="000000"/>
                 <w:sz w:val="19"/>
               </w:rPr>
@@ -8940,9 +10094,14 @@
             </w:tcMar>
           </w:tcPr>
           <w:p>
+            <w:pPr>
+              <w:jc w:val="left"/>
+            </w:pPr>
             <w:r>
               <w:rPr>
                 <w:rFonts w:ascii="Cambria" w:hAnsi="Cambria"/>
+                <w:b w:val="0"/>
+                <w:i w:val="0"/>
                 <w:color w:val="000000"/>
                 <w:sz w:val="19"/>
               </w:rPr>
@@ -8961,9 +10120,14 @@
             </w:tcMar>
           </w:tcPr>
           <w:p>
+            <w:pPr>
+              <w:jc w:val="left"/>
+            </w:pPr>
             <w:r>
               <w:rPr>
                 <w:rFonts w:ascii="Cambria" w:hAnsi="Cambria"/>
+                <w:b w:val="0"/>
+                <w:i w:val="0"/>
                 <w:color w:val="000000"/>
                 <w:sz w:val="19"/>
               </w:rPr>
@@ -8988,9 +10152,14 @@
             </w:tcMar>
           </w:tcPr>
           <w:p>
+            <w:pPr>
+              <w:jc w:val="left"/>
+            </w:pPr>
             <w:r>
               <w:rPr>
                 <w:rFonts w:ascii="Cambria" w:hAnsi="Cambria"/>
+                <w:b w:val="0"/>
+                <w:i w:val="0"/>
                 <w:color w:val="000000"/>
                 <w:sz w:val="19"/>
               </w:rPr>
@@ -9010,9 +10179,14 @@
             </w:tcMar>
           </w:tcPr>
           <w:p>
+            <w:pPr>
+              <w:jc w:val="left"/>
+            </w:pPr>
             <w:r>
               <w:rPr>
                 <w:rFonts w:ascii="Cambria" w:hAnsi="Cambria"/>
+                <w:b w:val="0"/>
+                <w:i w:val="0"/>
                 <w:color w:val="000000"/>
                 <w:sz w:val="19"/>
               </w:rPr>
@@ -9032,9 +10206,14 @@
             </w:tcMar>
           </w:tcPr>
           <w:p>
+            <w:pPr>
+              <w:jc w:val="left"/>
+            </w:pPr>
             <w:r>
               <w:rPr>
                 <w:rFonts w:ascii="Cambria" w:hAnsi="Cambria"/>
+                <w:b w:val="0"/>
+                <w:i w:val="0"/>
                 <w:color w:val="000000"/>
                 <w:sz w:val="19"/>
               </w:rPr>
@@ -9054,9 +10233,14 @@
             </w:tcMar>
           </w:tcPr>
           <w:p>
+            <w:pPr>
+              <w:jc w:val="left"/>
+            </w:pPr>
             <w:r>
               <w:rPr>
                 <w:rFonts w:ascii="Cambria" w:hAnsi="Cambria"/>
+                <w:b w:val="0"/>
+                <w:i w:val="0"/>
                 <w:color w:val="000000"/>
                 <w:sz w:val="19"/>
               </w:rPr>
@@ -9076,9 +10260,14 @@
             </w:tcMar>
           </w:tcPr>
           <w:p>
+            <w:pPr>
+              <w:jc w:val="left"/>
+            </w:pPr>
             <w:r>
               <w:rPr>
                 <w:rFonts w:ascii="Cambria" w:hAnsi="Cambria"/>
+                <w:b w:val="0"/>
+                <w:i w:val="0"/>
                 <w:color w:val="000000"/>
                 <w:sz w:val="19"/>
               </w:rPr>
@@ -9102,9 +10291,14 @@
             </w:tcMar>
           </w:tcPr>
           <w:p>
+            <w:pPr>
+              <w:jc w:val="left"/>
+            </w:pPr>
             <w:r>
               <w:rPr>
                 <w:rFonts w:ascii="Cambria" w:hAnsi="Cambria"/>
+                <w:b w:val="0"/>
+                <w:i w:val="0"/>
                 <w:color w:val="000000"/>
                 <w:sz w:val="19"/>
               </w:rPr>
@@ -9123,9 +10317,14 @@
             </w:tcMar>
           </w:tcPr>
           <w:p>
+            <w:pPr>
+              <w:jc w:val="left"/>
+            </w:pPr>
             <w:r>
               <w:rPr>
                 <w:rFonts w:ascii="Cambria" w:hAnsi="Cambria"/>
+                <w:b w:val="0"/>
+                <w:i w:val="0"/>
                 <w:color w:val="000000"/>
                 <w:sz w:val="19"/>
               </w:rPr>
@@ -9144,9 +10343,14 @@
             </w:tcMar>
           </w:tcPr>
           <w:p>
+            <w:pPr>
+              <w:jc w:val="left"/>
+            </w:pPr>
             <w:r>
               <w:rPr>
                 <w:rFonts w:ascii="Cambria" w:hAnsi="Cambria"/>
+                <w:b w:val="0"/>
+                <w:i w:val="0"/>
                 <w:color w:val="000000"/>
                 <w:sz w:val="19"/>
               </w:rPr>
@@ -9165,9 +10369,14 @@
             </w:tcMar>
           </w:tcPr>
           <w:p>
+            <w:pPr>
+              <w:jc w:val="left"/>
+            </w:pPr>
             <w:r>
               <w:rPr>
                 <w:rFonts w:ascii="Cambria" w:hAnsi="Cambria"/>
+                <w:b w:val="0"/>
+                <w:i w:val="0"/>
                 <w:color w:val="000000"/>
                 <w:sz w:val="19"/>
               </w:rPr>
@@ -9186,9 +10395,14 @@
             </w:tcMar>
           </w:tcPr>
           <w:p>
+            <w:pPr>
+              <w:jc w:val="left"/>
+            </w:pPr>
             <w:r>
               <w:rPr>
                 <w:rFonts w:ascii="Cambria" w:hAnsi="Cambria"/>
+                <w:b w:val="0"/>
+                <w:i w:val="0"/>
                 <w:color w:val="000000"/>
                 <w:sz w:val="19"/>
               </w:rPr>
@@ -9213,9 +10427,14 @@
             </w:tcMar>
           </w:tcPr>
           <w:p>
+            <w:pPr>
+              <w:jc w:val="left"/>
+            </w:pPr>
             <w:r>
               <w:rPr>
                 <w:rFonts w:ascii="Cambria" w:hAnsi="Cambria"/>
+                <w:b w:val="0"/>
+                <w:i w:val="0"/>
                 <w:color w:val="000000"/>
                 <w:sz w:val="19"/>
               </w:rPr>
@@ -9235,9 +10454,14 @@
             </w:tcMar>
           </w:tcPr>
           <w:p>
+            <w:pPr>
+              <w:jc w:val="left"/>
+            </w:pPr>
             <w:r>
               <w:rPr>
                 <w:rFonts w:ascii="Cambria" w:hAnsi="Cambria"/>
+                <w:b w:val="0"/>
+                <w:i w:val="0"/>
                 <w:color w:val="000000"/>
                 <w:sz w:val="19"/>
               </w:rPr>
@@ -9257,9 +10481,14 @@
             </w:tcMar>
           </w:tcPr>
           <w:p>
+            <w:pPr>
+              <w:jc w:val="left"/>
+            </w:pPr>
             <w:r>
               <w:rPr>
                 <w:rFonts w:ascii="Cambria" w:hAnsi="Cambria"/>
+                <w:b w:val="0"/>
+                <w:i w:val="0"/>
                 <w:color w:val="000000"/>
                 <w:sz w:val="19"/>
               </w:rPr>
@@ -9279,9 +10508,14 @@
             </w:tcMar>
           </w:tcPr>
           <w:p>
+            <w:pPr>
+              <w:jc w:val="left"/>
+            </w:pPr>
             <w:r>
               <w:rPr>
                 <w:rFonts w:ascii="Cambria" w:hAnsi="Cambria"/>
+                <w:b w:val="0"/>
+                <w:i w:val="0"/>
                 <w:color w:val="000000"/>
                 <w:sz w:val="19"/>
               </w:rPr>
@@ -9301,9 +10535,14 @@
             </w:tcMar>
           </w:tcPr>
           <w:p>
+            <w:pPr>
+              <w:jc w:val="left"/>
+            </w:pPr>
             <w:r>
               <w:rPr>
                 <w:rFonts w:ascii="Cambria" w:hAnsi="Cambria"/>
+                <w:b w:val="0"/>
+                <w:i w:val="0"/>
                 <w:color w:val="000000"/>
                 <w:sz w:val="19"/>
               </w:rPr>
@@ -9327,9 +10566,14 @@
             </w:tcMar>
           </w:tcPr>
           <w:p>
+            <w:pPr>
+              <w:jc w:val="left"/>
+            </w:pPr>
             <w:r>
               <w:rPr>
                 <w:rFonts w:ascii="Cambria" w:hAnsi="Cambria"/>
+                <w:b w:val="0"/>
+                <w:i w:val="0"/>
                 <w:color w:val="000000"/>
                 <w:sz w:val="19"/>
               </w:rPr>
@@ -9348,9 +10592,14 @@
             </w:tcMar>
           </w:tcPr>
           <w:p>
+            <w:pPr>
+              <w:jc w:val="left"/>
+            </w:pPr>
             <w:r>
               <w:rPr>
                 <w:rFonts w:ascii="Cambria" w:hAnsi="Cambria"/>
+                <w:b w:val="0"/>
+                <w:i w:val="0"/>
                 <w:color w:val="000000"/>
                 <w:sz w:val="19"/>
               </w:rPr>
@@ -9369,9 +10618,14 @@
             </w:tcMar>
           </w:tcPr>
           <w:p>
+            <w:pPr>
+              <w:jc w:val="left"/>
+            </w:pPr>
             <w:r>
               <w:rPr>
                 <w:rFonts w:ascii="Cambria" w:hAnsi="Cambria"/>
+                <w:b w:val="0"/>
+                <w:i w:val="0"/>
                 <w:color w:val="000000"/>
                 <w:sz w:val="19"/>
               </w:rPr>
@@ -9390,9 +10644,14 @@
             </w:tcMar>
           </w:tcPr>
           <w:p>
+            <w:pPr>
+              <w:jc w:val="left"/>
+            </w:pPr>
             <w:r>
               <w:rPr>
                 <w:rFonts w:ascii="Cambria" w:hAnsi="Cambria"/>
+                <w:b w:val="0"/>
+                <w:i w:val="0"/>
                 <w:color w:val="000000"/>
                 <w:sz w:val="19"/>
               </w:rPr>
@@ -9411,9 +10670,14 @@
             </w:tcMar>
           </w:tcPr>
           <w:p>
+            <w:pPr>
+              <w:jc w:val="left"/>
+            </w:pPr>
             <w:r>
               <w:rPr>
                 <w:rFonts w:ascii="Cambria" w:hAnsi="Cambria"/>
+                <w:b w:val="0"/>
+                <w:i w:val="0"/>
                 <w:color w:val="000000"/>
                 <w:sz w:val="19"/>
               </w:rPr>
@@ -9438,9 +10702,14 @@
             </w:tcMar>
           </w:tcPr>
           <w:p>
+            <w:pPr>
+              <w:jc w:val="left"/>
+            </w:pPr>
             <w:r>
               <w:rPr>
                 <w:rFonts w:ascii="Cambria" w:hAnsi="Cambria"/>
+                <w:b w:val="0"/>
+                <w:i w:val="0"/>
                 <w:color w:val="000000"/>
                 <w:sz w:val="19"/>
               </w:rPr>
@@ -9460,9 +10729,14 @@
             </w:tcMar>
           </w:tcPr>
           <w:p>
+            <w:pPr>
+              <w:jc w:val="left"/>
+            </w:pPr>
             <w:r>
               <w:rPr>
                 <w:rFonts w:ascii="Cambria" w:hAnsi="Cambria"/>
+                <w:b w:val="0"/>
+                <w:i w:val="0"/>
                 <w:color w:val="000000"/>
                 <w:sz w:val="19"/>
               </w:rPr>
@@ -9482,9 +10756,14 @@
             </w:tcMar>
           </w:tcPr>
           <w:p>
+            <w:pPr>
+              <w:jc w:val="left"/>
+            </w:pPr>
             <w:r>
               <w:rPr>
                 <w:rFonts w:ascii="Cambria" w:hAnsi="Cambria"/>
+                <w:b w:val="0"/>
+                <w:i w:val="0"/>
                 <w:color w:val="000000"/>
                 <w:sz w:val="19"/>
               </w:rPr>
@@ -9503,9 +10782,14 @@
             </w:tcMar>
           </w:tcPr>
           <w:p>
+            <w:pPr>
+              <w:jc w:val="left"/>
+            </w:pPr>
             <w:r>
               <w:rPr>
                 <w:rFonts w:ascii="Cambria" w:hAnsi="Cambria"/>
+                <w:b w:val="0"/>
+                <w:i w:val="0"/>
                 <w:color w:val="000000"/>
                 <w:sz w:val="19"/>
               </w:rPr>
@@ -9524,9 +10808,14 @@
             </w:tcMar>
           </w:tcPr>
           <w:p>
+            <w:pPr>
+              <w:jc w:val="left"/>
+            </w:pPr>
             <w:r>
               <w:rPr>
                 <w:rFonts w:ascii="Cambria" w:hAnsi="Cambria"/>
+                <w:b w:val="0"/>
+                <w:i w:val="0"/>
                 <w:color w:val="000000"/>
                 <w:sz w:val="19"/>
               </w:rPr>
@@ -9561,12 +10850,12 @@
         <w:jc w:val="center"/>
         <w:tblLook w:firstColumn="1" w:firstRow="1" w:lastColumn="0" w:lastRow="0" w:noHBand="0" w:noVBand="1" w:val="04A0"/>
         <w:tblBorders>
-          <w:top w:val="single" w:sz="4" w:space="0" w:color="1f497d"/>
-          <w:left w:val="single" w:sz="4" w:space="0" w:color="1f497d"/>
-          <w:bottom w:val="single" w:sz="4" w:space="0" w:color="1f497d"/>
-          <w:right w:val="single" w:sz="4" w:space="0" w:color="1f497d"/>
-          <w:insideH w:val="single" w:sz="4" w:space="0" w:color="1f497d"/>
-          <w:insideV w:val="single" w:sz="4" w:space="0" w:color="1f497d"/>
+          <w:top w:val="single" w:sz="4" w:space="0" w:color="000000"/>
+          <w:left w:val="single" w:sz="4" w:space="0" w:color="000000"/>
+          <w:bottom w:val="single" w:sz="4" w:space="0" w:color="000000"/>
+          <w:right w:val="single" w:sz="4" w:space="0" w:color="000000"/>
+          <w:insideH w:val="single" w:sz="4" w:space="0" w:color="000000"/>
+          <w:insideV w:val="single" w:sz="4" w:space="0" w:color="000000"/>
         </w:tblBorders>
       </w:tblPr>
       <w:tblGrid>
@@ -9646,11 +10935,15 @@
             </w:tcMar>
           </w:tcPr>
           <w:p>
+            <w:pPr>
+              <w:jc w:val="left"/>
+            </w:pPr>
             <w:r>
               <w:rPr>
                 <w:rFonts w:ascii="Cambria" w:hAnsi="Cambria"/>
-                <w:b/>
-                <w:color w:val="008000"/>
+                <w:b w:val="0"/>
+                <w:i w:val="0"/>
+                <w:color w:val="000000"/>
                 <w:sz w:val="19"/>
               </w:rPr>
               <w:t>MSI - Stable</w:t>
@@ -9668,9 +10961,14 @@
             </w:tcMar>
           </w:tcPr>
           <w:p>
+            <w:pPr>
+              <w:jc w:val="left"/>
+            </w:pPr>
             <w:r>
               <w:rPr>
                 <w:rFonts w:ascii="Cambria" w:hAnsi="Cambria"/>
+                <w:b w:val="0"/>
+                <w:i w:val="0"/>
                 <w:color w:val="000000"/>
                 <w:sz w:val="19"/>
               </w:rPr>
@@ -9695,9 +10993,14 @@
             </w:tcMar>
           </w:tcPr>
           <w:p>
+            <w:pPr>
+              <w:jc w:val="left"/>
+            </w:pPr>
             <w:r>
               <w:rPr>
                 <w:rFonts w:ascii="Cambria" w:hAnsi="Cambria"/>
+                <w:b w:val="0"/>
+                <w:i w:val="0"/>
                 <w:color w:val="000000"/>
                 <w:sz w:val="19"/>
               </w:rPr>
@@ -9717,9 +11020,14 @@
             </w:tcMar>
           </w:tcPr>
           <w:p>
+            <w:pPr>
+              <w:jc w:val="left"/>
+            </w:pPr>
             <w:r>
               <w:rPr>
                 <w:rFonts w:ascii="Cambria" w:hAnsi="Cambria"/>
+                <w:b w:val="0"/>
+                <w:i w:val="0"/>
                 <w:color w:val="000000"/>
                 <w:sz w:val="19"/>
               </w:rPr>
@@ -9743,11 +11051,15 @@
             </w:tcMar>
           </w:tcPr>
           <w:p>
+            <w:pPr>
+              <w:jc w:val="left"/>
+            </w:pPr>
             <w:r>
               <w:rPr>
                 <w:rFonts w:ascii="Cambria" w:hAnsi="Cambria"/>
-                <w:b/>
-                <w:color w:val="C00000"/>
+                <w:b w:val="0"/>
+                <w:i w:val="0"/>
+                <w:color w:val="000000"/>
                 <w:sz w:val="19"/>
               </w:rPr>
               <w:t>MSI - High</w:t>
@@ -9765,9 +11077,14 @@
             </w:tcMar>
           </w:tcPr>
           <w:p>
+            <w:pPr>
+              <w:jc w:val="left"/>
+            </w:pPr>
             <w:r>
               <w:rPr>
                 <w:rFonts w:ascii="Cambria" w:hAnsi="Cambria"/>
+                <w:b w:val="0"/>
+                <w:i w:val="0"/>
                 <w:color w:val="000000"/>
                 <w:sz w:val="19"/>
               </w:rPr>
@@ -9803,12 +11120,12 @@
         <w:jc w:val="center"/>
         <w:tblLook w:firstColumn="1" w:firstRow="1" w:lastColumn="0" w:lastRow="0" w:noHBand="0" w:noVBand="1" w:val="04A0"/>
         <w:tblBorders>
-          <w:top w:val="single" w:sz="4" w:space="0" w:color="1f497d"/>
-          <w:left w:val="single" w:sz="4" w:space="0" w:color="1f497d"/>
-          <w:bottom w:val="single" w:sz="4" w:space="0" w:color="1f497d"/>
-          <w:right w:val="single" w:sz="4" w:space="0" w:color="1f497d"/>
-          <w:insideH w:val="single" w:sz="4" w:space="0" w:color="1f497d"/>
-          <w:insideV w:val="single" w:sz="4" w:space="0" w:color="1f497d"/>
+          <w:top w:val="single" w:sz="4" w:space="0" w:color="000000"/>
+          <w:left w:val="single" w:sz="4" w:space="0" w:color="000000"/>
+          <w:bottom w:val="single" w:sz="4" w:space="0" w:color="000000"/>
+          <w:right w:val="single" w:sz="4" w:space="0" w:color="000000"/>
+          <w:insideH w:val="single" w:sz="4" w:space="0" w:color="000000"/>
+          <w:insideV w:val="single" w:sz="4" w:space="0" w:color="000000"/>
         </w:tblBorders>
       </w:tblPr>
       <w:tblGrid>
@@ -9888,9 +11205,14 @@
             </w:tcMar>
           </w:tcPr>
           <w:p>
+            <w:pPr>
+              <w:jc w:val="left"/>
+            </w:pPr>
             <w:r>
               <w:rPr>
                 <w:rFonts w:ascii="Cambria" w:hAnsi="Cambria"/>
+                <w:b w:val="0"/>
+                <w:i w:val="0"/>
                 <w:color w:val="000000"/>
                 <w:sz w:val="19"/>
               </w:rPr>
@@ -9909,9 +11231,14 @@
             </w:tcMar>
           </w:tcPr>
           <w:p>
+            <w:pPr>
+              <w:jc w:val="left"/>
+            </w:pPr>
             <w:r>
               <w:rPr>
                 <w:rFonts w:ascii="Cambria" w:hAnsi="Cambria"/>
+                <w:b w:val="0"/>
+                <w:i w:val="0"/>
                 <w:color w:val="000000"/>
                 <w:sz w:val="19"/>
               </w:rPr>
@@ -9936,9 +11263,14 @@
             </w:tcMar>
           </w:tcPr>
           <w:p>
+            <w:pPr>
+              <w:jc w:val="left"/>
+            </w:pPr>
             <w:r>
               <w:rPr>
                 <w:rFonts w:ascii="Cambria" w:hAnsi="Cambria"/>
+                <w:b w:val="0"/>
+                <w:i w:val="0"/>
                 <w:color w:val="000000"/>
                 <w:sz w:val="19"/>
               </w:rPr>
@@ -9958,9 +11290,14 @@
             </w:tcMar>
           </w:tcPr>
           <w:p>
+            <w:pPr>
+              <w:jc w:val="left"/>
+            </w:pPr>
             <w:r>
               <w:rPr>
                 <w:rFonts w:ascii="Cambria" w:hAnsi="Cambria"/>
+                <w:b w:val="0"/>
+                <w:i w:val="0"/>
                 <w:color w:val="000000"/>
                 <w:sz w:val="19"/>
               </w:rPr>
@@ -9996,12 +11333,12 @@
         <w:jc w:val="center"/>
         <w:tblLook w:firstColumn="1" w:firstRow="1" w:lastColumn="0" w:lastRow="0" w:noHBand="0" w:noVBand="1" w:val="04A0"/>
         <w:tblBorders>
-          <w:top w:val="single" w:sz="4" w:space="0" w:color="1f497d"/>
-          <w:left w:val="single" w:sz="4" w:space="0" w:color="1f497d"/>
-          <w:bottom w:val="single" w:sz="4" w:space="0" w:color="1f497d"/>
-          <w:right w:val="single" w:sz="4" w:space="0" w:color="1f497d"/>
-          <w:insideH w:val="single" w:sz="4" w:space="0" w:color="1f497d"/>
-          <w:insideV w:val="single" w:sz="4" w:space="0" w:color="1f497d"/>
+          <w:top w:val="single" w:sz="4" w:space="0" w:color="000000"/>
+          <w:left w:val="single" w:sz="4" w:space="0" w:color="000000"/>
+          <w:bottom w:val="single" w:sz="4" w:space="0" w:color="000000"/>
+          <w:right w:val="single" w:sz="4" w:space="0" w:color="000000"/>
+          <w:insideH w:val="single" w:sz="4" w:space="0" w:color="000000"/>
+          <w:insideV w:val="single" w:sz="4" w:space="0" w:color="000000"/>
         </w:tblBorders>
       </w:tblPr>
       <w:tblGrid>
@@ -10081,11 +11418,15 @@
             </w:tcMar>
           </w:tcPr>
           <w:p>
+            <w:pPr>
+              <w:jc w:val="left"/>
+            </w:pPr>
             <w:r>
               <w:rPr>
                 <w:rFonts w:ascii="Cambria" w:hAnsi="Cambria"/>
-                <w:b/>
-                <w:color w:val="008000"/>
+                <w:b w:val="0"/>
+                <w:i w:val="0"/>
+                <w:color w:val="000000"/>
                 <w:sz w:val="19"/>
               </w:rPr>
               <w:t>Negative</w:t>
@@ -10103,9 +11444,14 @@
             </w:tcMar>
           </w:tcPr>
           <w:p>
+            <w:pPr>
+              <w:jc w:val="left"/>
+            </w:pPr>
             <w:r>
               <w:rPr>
                 <w:rFonts w:ascii="Cambria" w:hAnsi="Cambria"/>
+                <w:b w:val="0"/>
+                <w:i w:val="0"/>
                 <w:color w:val="000000"/>
                 <w:sz w:val="19"/>
               </w:rPr>
@@ -10153,12 +11499,12 @@
         <w:jc w:val="center"/>
         <w:tblLook w:firstColumn="1" w:firstRow="1" w:lastColumn="0" w:lastRow="0" w:noHBand="0" w:noVBand="1" w:val="04A0"/>
         <w:tblBorders>
-          <w:top w:val="single" w:sz="4" w:space="0" w:color="1f497d"/>
-          <w:left w:val="single" w:sz="4" w:space="0" w:color="1f497d"/>
-          <w:bottom w:val="single" w:sz="4" w:space="0" w:color="1f497d"/>
-          <w:right w:val="single" w:sz="4" w:space="0" w:color="1f497d"/>
-          <w:insideH w:val="single" w:sz="4" w:space="0" w:color="1f497d"/>
-          <w:insideV w:val="single" w:sz="4" w:space="0" w:color="1f497d"/>
+          <w:top w:val="single" w:sz="4" w:space="0" w:color="000000"/>
+          <w:left w:val="single" w:sz="4" w:space="0" w:color="000000"/>
+          <w:bottom w:val="single" w:sz="4" w:space="0" w:color="000000"/>
+          <w:right w:val="single" w:sz="4" w:space="0" w:color="000000"/>
+          <w:insideH w:val="single" w:sz="4" w:space="0" w:color="000000"/>
+          <w:insideV w:val="single" w:sz="4" w:space="0" w:color="000000"/>
         </w:tblBorders>
       </w:tblPr>
       <w:tblGrid>
@@ -10238,11 +11584,15 @@
             </w:tcMar>
           </w:tcPr>
           <w:p>
+            <w:pPr>
+              <w:jc w:val="left"/>
+            </w:pPr>
             <w:r>
               <w:rPr>
                 <w:rFonts w:ascii="Cambria" w:hAnsi="Cambria"/>
-                <w:b/>
-                <w:color w:val="C00000"/>
+                <w:b w:val="0"/>
+                <w:i w:val="0"/>
+                <w:color w:val="000000"/>
                 <w:sz w:val="19"/>
               </w:rPr>
               <w:t>Positive</w:t>
@@ -10260,9 +11610,14 @@
             </w:tcMar>
           </w:tcPr>
           <w:p>
+            <w:pPr>
+              <w:jc w:val="left"/>
+            </w:pPr>
             <w:r>
               <w:rPr>
                 <w:rFonts w:ascii="Cambria" w:hAnsi="Cambria"/>
+                <w:b w:val="0"/>
+                <w:i w:val="0"/>
                 <w:color w:val="000000"/>
                 <w:sz w:val="19"/>
               </w:rPr>
@@ -10298,12 +11653,12 @@
         <w:jc w:val="center"/>
         <w:tblLook w:firstColumn="1" w:firstRow="1" w:lastColumn="0" w:lastRow="0" w:noHBand="0" w:noVBand="1" w:val="04A0"/>
         <w:tblBorders>
-          <w:top w:val="single" w:sz="4" w:space="0" w:color="1f497d"/>
-          <w:left w:val="single" w:sz="4" w:space="0" w:color="1f497d"/>
-          <w:bottom w:val="single" w:sz="4" w:space="0" w:color="1f497d"/>
-          <w:right w:val="single" w:sz="4" w:space="0" w:color="1f497d"/>
-          <w:insideH w:val="single" w:sz="4" w:space="0" w:color="1f497d"/>
-          <w:insideV w:val="single" w:sz="4" w:space="0" w:color="1f497d"/>
+          <w:top w:val="single" w:sz="4" w:space="0" w:color="000000"/>
+          <w:left w:val="single" w:sz="4" w:space="0" w:color="000000"/>
+          <w:bottom w:val="single" w:sz="4" w:space="0" w:color="000000"/>
+          <w:right w:val="single" w:sz="4" w:space="0" w:color="000000"/>
+          <w:insideH w:val="single" w:sz="4" w:space="0" w:color="000000"/>
+          <w:insideV w:val="single" w:sz="4" w:space="0" w:color="000000"/>
         </w:tblBorders>
       </w:tblPr>
       <w:tblGrid>
@@ -10383,9 +11738,14 @@
             </w:tcMar>
           </w:tcPr>
           <w:p>
+            <w:pPr>
+              <w:jc w:val="left"/>
+            </w:pPr>
             <w:r>
               <w:rPr>
                 <w:rFonts w:ascii="Cambria" w:hAnsi="Cambria"/>
+                <w:b w:val="0"/>
+                <w:i w:val="0"/>
                 <w:color w:val="000000"/>
                 <w:sz w:val="19"/>
               </w:rPr>
@@ -10404,9 +11764,14 @@
             </w:tcMar>
           </w:tcPr>
           <w:p>
+            <w:pPr>
+              <w:jc w:val="left"/>
+            </w:pPr>
             <w:r>
               <w:rPr>
                 <w:rFonts w:ascii="Cambria" w:hAnsi="Cambria"/>
+                <w:b w:val="0"/>
+                <w:i w:val="0"/>
                 <w:color w:val="000000"/>
                 <w:sz w:val="19"/>
               </w:rPr>
@@ -10437,9 +11802,14 @@
             </w:tcMar>
           </w:tcPr>
           <w:p>
+            <w:pPr>
+              <w:jc w:val="left"/>
+            </w:pPr>
             <w:r>
               <w:rPr>
                 <w:rFonts w:ascii="Cambria" w:hAnsi="Cambria"/>
+                <w:b w:val="0"/>
+                <w:i w:val="0"/>
                 <w:color w:val="000000"/>
                 <w:sz w:val="19"/>
               </w:rPr>
@@ -10459,9 +11829,14 @@
             </w:tcMar>
           </w:tcPr>
           <w:p>
+            <w:pPr>
+              <w:jc w:val="left"/>
+            </w:pPr>
             <w:r>
               <w:rPr>
                 <w:rFonts w:ascii="Cambria" w:hAnsi="Cambria"/>
+                <w:b w:val="0"/>
+                <w:i w:val="0"/>
                 <w:color w:val="000000"/>
                 <w:sz w:val="19"/>
               </w:rPr>
@@ -10491,9 +11866,14 @@
             </w:tcMar>
           </w:tcPr>
           <w:p>
+            <w:pPr>
+              <w:jc w:val="left"/>
+            </w:pPr>
             <w:r>
               <w:rPr>
                 <w:rFonts w:ascii="Cambria" w:hAnsi="Cambria"/>
+                <w:b w:val="0"/>
+                <w:i w:val="0"/>
                 <w:color w:val="000000"/>
                 <w:sz w:val="19"/>
               </w:rPr>
@@ -10512,9 +11892,14 @@
             </w:tcMar>
           </w:tcPr>
           <w:p>
+            <w:pPr>
+              <w:jc w:val="left"/>
+            </w:pPr>
             <w:r>
               <w:rPr>
                 <w:rFonts w:ascii="Cambria" w:hAnsi="Cambria"/>
+                <w:b w:val="0"/>
+                <w:i w:val="0"/>
                 <w:color w:val="000000"/>
                 <w:sz w:val="19"/>
               </w:rPr>
@@ -10545,9 +11930,14 @@
             </w:tcMar>
           </w:tcPr>
           <w:p>
+            <w:pPr>
+              <w:jc w:val="left"/>
+            </w:pPr>
             <w:r>
               <w:rPr>
                 <w:rFonts w:ascii="Cambria" w:hAnsi="Cambria"/>
+                <w:b w:val="0"/>
+                <w:i w:val="0"/>
                 <w:color w:val="000000"/>
                 <w:sz w:val="19"/>
               </w:rPr>
@@ -10567,9 +11957,14 @@
             </w:tcMar>
           </w:tcPr>
           <w:p>
+            <w:pPr>
+              <w:jc w:val="left"/>
+            </w:pPr>
             <w:r>
               <w:rPr>
                 <w:rFonts w:ascii="Cambria" w:hAnsi="Cambria"/>
+                <w:b w:val="0"/>
+                <w:i w:val="0"/>
                 <w:color w:val="000000"/>
                 <w:sz w:val="19"/>
               </w:rPr>
@@ -10599,9 +11994,14 @@
             </w:tcMar>
           </w:tcPr>
           <w:p>
+            <w:pPr>
+              <w:jc w:val="left"/>
+            </w:pPr>
             <w:r>
               <w:rPr>
                 <w:rFonts w:ascii="Cambria" w:hAnsi="Cambria"/>
+                <w:b w:val="0"/>
+                <w:i w:val="0"/>
                 <w:color w:val="000000"/>
                 <w:sz w:val="19"/>
               </w:rPr>
@@ -10620,9 +12020,14 @@
             </w:tcMar>
           </w:tcPr>
           <w:p>
+            <w:pPr>
+              <w:jc w:val="left"/>
+            </w:pPr>
             <w:r>
               <w:rPr>
                 <w:rFonts w:ascii="Cambria" w:hAnsi="Cambria"/>
+                <w:b w:val="0"/>
+                <w:i w:val="0"/>
                 <w:color w:val="000000"/>
                 <w:sz w:val="19"/>
               </w:rPr>
@@ -10712,7 +12117,7 @@
       </w:pPr>
       <w:r>
         <w:rPr>
-          <w:rFonts w:ascii="Cambria" w:hAnsi="Cambria"/>
+          <w:rFonts w:ascii="Arial" w:hAnsi="Arial"/>
           <w:color w:val="000000"/>
           <w:sz w:val="20"/>
         </w:rPr>
@@ -10883,7 +12288,7 @@
           <w:b/>
           <w:i w:val="0"/>
           <w:color w:val="008080"/>
-          <w:sz w:val="22"/>
+          <w:sz w:val="20"/>
         </w:rPr>
         <w:t>15. NCCN Guidelines&amp;amp;reg; - NCCN-Central Nervous System Cancers [Version 5.2024]</w:t>
       </w:r>
@@ -10965,7 +12370,7 @@
       </w:pPr>
       <w:r>
         <w:rPr>
-          <w:rFonts w:ascii="Cambria" w:hAnsi="Cambria"/>
+          <w:rFonts w:ascii="Arial" w:hAnsi="Arial"/>
           <w:color w:val="000000"/>
           <w:sz w:val="20"/>
         </w:rPr>
@@ -11019,7 +12424,7 @@
       </w:pPr>
       <w:r>
         <w:rPr>
-          <w:rFonts w:ascii="Cambria" w:hAnsi="Cambria"/>
+          <w:rFonts w:ascii="Calibri" w:hAnsi="Calibri"/>
           <w:color w:val="000000"/>
           <w:sz w:val="20"/>
         </w:rPr>
@@ -11030,12 +12435,13 @@
       <w:pPr>
         <w:pStyle w:val="ListBullet"/>
         <w:spacing w:before="237" w:after="80" w:line="276" w:lineRule="auto"/>
+        <w:jc w:val="left"/>
       </w:pPr>
       <w:r>
         <w:rPr>
-          <w:rFonts w:ascii="Cambria" w:hAnsi="Cambria"/>
+          <w:rFonts w:ascii="Calibri" w:hAnsi="Calibri"/>
           <w:color w:val="000000"/>
-          <w:sz w:val="20"/>
+          <w:sz w:val="22"/>
         </w:rPr>
         <w:t>End Of Report ------------------</w:t>
       </w:r>

--- a/output/TestReport_AGATAMUDI VENKATA KAMANA (RJM2604120002)_2600130362_526f942c-1bc7-40ec-975b-0c41833042f4.docx
+++ b/output/TestReport_AGATAMUDI VENKATA KAMANA (RJM2604120002)_2600130362_526f942c-1bc7-40ec-975b-0c41833042f4.docx
@@ -402,12 +402,29 @@
           <w:color w:val="1F497D"/>
           <w:sz w:val="28"/>
         </w:rPr>
-        <w:t>TEST NAME</w:t>
+        <w:t>Brainseq Genomic Profiling Panel – Advance</w:t>
       </w:r>
     </w:p>
     <w:p>
       <w:pPr>
-        <w:spacing w:before="360" w:after="80" w:line="276" w:lineRule="auto"/>
+        <w:keepNext/>
+        <w:spacing w:before="0" w:after="80"/>
+        <w:jc w:val="left"/>
+      </w:pPr>
+      <w:r>
+        <w:rPr>
+          <w:rFonts w:ascii="Cambria" w:hAnsi="Cambria"/>
+          <w:b/>
+          <w:i w:val="0"/>
+          <w:color w:val="1F497D"/>
+          <w:sz w:val="28"/>
+        </w:rPr>
+        <w:t>On Illumina Novaseq 6000 Platform</w:t>
+      </w:r>
+    </w:p>
+    <w:p>
+      <w:pPr>
+        <w:spacing w:before="314" w:after="80" w:line="276" w:lineRule="auto"/>
         <w:jc w:val="left"/>
       </w:pPr>
       <w:r>
@@ -12433,7 +12450,6 @@
     </w:p>
     <w:p>
       <w:pPr>
-        <w:pStyle w:val="ListBullet"/>
         <w:spacing w:before="237" w:after="80" w:line="276" w:lineRule="auto"/>
         <w:jc w:val="left"/>
       </w:pPr>
@@ -12442,20 +12458,6 @@
           <w:rFonts w:ascii="Calibri" w:hAnsi="Calibri"/>
           <w:color w:val="000000"/>
           <w:sz w:val="22"/>
-        </w:rPr>
-        <w:t>End Of Report ------------------</w:t>
-      </w:r>
-    </w:p>
-    <w:p>
-      <w:pPr>
-        <w:spacing w:before="240" w:after="240"/>
-        <w:jc w:val="center"/>
-      </w:pPr>
-      <w:r>
-        <w:rPr>
-          <w:rFonts w:ascii="Calibri" w:hAnsi="Calibri"/>
-          <w:color w:val="000000"/>
-          <w:sz w:val="20"/>
         </w:rPr>
         <w:t>------------------ End Of Report ------------------</w:t>
       </w:r>
